--- a/Report/ОТЧЁТ ПО ПП06.docx
+++ b/Report/ОТЧЁТ ПО ПП06.docx
@@ -6086,62 +6086,934 @@
           <w:szCs w:val="28"/>
         </w:rPr>
       </w:pPr>
+      <w:r>
+        <w:rPr>
+          <w:rFonts w:ascii="Times New Roman" w:hAnsi="Times New Roman" w:cs="Times New Roman"/>
+          <w:bCs/>
+          <w:sz w:val="28"/>
+          <w:szCs w:val="28"/>
+        </w:rPr>
+        <w:t xml:space="preserve">Причины популярности </w:t>
+      </w:r>
+      <w:proofErr w:type="spellStart"/>
+      <w:r>
+        <w:rPr>
+          <w:rFonts w:ascii="Times New Roman" w:hAnsi="Times New Roman" w:cs="Times New Roman"/>
+          <w:bCs/>
+          <w:sz w:val="28"/>
+          <w:szCs w:val="28"/>
+        </w:rPr>
+        <w:t>Jira</w:t>
+      </w:r>
+      <w:proofErr w:type="spellEnd"/>
+      <w:r>
+        <w:rPr>
+          <w:rFonts w:ascii="Times New Roman" w:hAnsi="Times New Roman" w:cs="Times New Roman"/>
+          <w:bCs/>
+          <w:sz w:val="28"/>
+          <w:szCs w:val="28"/>
+        </w:rPr>
+        <w:t xml:space="preserve"> в IT-командах</w:t>
+      </w:r>
+    </w:p>
+    <w:p>
+      <w:pPr>
+        <w:spacing w:after="0" w:line="360" w:lineRule="auto"/>
+        <w:ind w:firstLine="706"/>
+        <w:jc w:val="both"/>
+        <w:rPr>
+          <w:rFonts w:ascii="Times New Roman" w:hAnsi="Times New Roman" w:cs="Times New Roman"/>
+          <w:bCs/>
+          <w:sz w:val="28"/>
+          <w:szCs w:val="28"/>
+        </w:rPr>
+      </w:pPr>
+    </w:p>
+    <w:p>
+      <w:pPr>
+        <w:spacing w:after="0" w:line="360" w:lineRule="auto"/>
+        <w:ind w:firstLine="706"/>
+        <w:jc w:val="both"/>
+        <w:rPr>
+          <w:rFonts w:ascii="Times New Roman" w:hAnsi="Times New Roman" w:cs="Times New Roman"/>
+          <w:sz w:val="28"/>
+          <w:szCs w:val="28"/>
+        </w:rPr>
+      </w:pPr>
+      <w:proofErr w:type="spellStart"/>
+      <w:r>
+        <w:rPr>
+          <w:rFonts w:ascii="Times New Roman" w:hAnsi="Times New Roman" w:cs="Times New Roman"/>
+          <w:sz w:val="28"/>
+          <w:szCs w:val="28"/>
+        </w:rPr>
+        <w:t>Jira</w:t>
+      </w:r>
+      <w:proofErr w:type="spellEnd"/>
+      <w:r>
+        <w:rPr>
+          <w:rFonts w:ascii="Times New Roman" w:hAnsi="Times New Roman" w:cs="Times New Roman"/>
+          <w:sz w:val="28"/>
+          <w:szCs w:val="28"/>
+        </w:rPr>
+        <w:t xml:space="preserve"> широко используется в ИТ-командах благодаря гибкости настройки, поддержке </w:t>
+      </w:r>
+      <w:proofErr w:type="spellStart"/>
+      <w:r>
+        <w:rPr>
+          <w:rFonts w:ascii="Times New Roman" w:hAnsi="Times New Roman" w:cs="Times New Roman"/>
+          <w:sz w:val="28"/>
+          <w:szCs w:val="28"/>
+        </w:rPr>
+        <w:t>Agile</w:t>
+      </w:r>
+      <w:proofErr w:type="spellEnd"/>
+      <w:r>
+        <w:rPr>
+          <w:rFonts w:ascii="Times New Roman" w:hAnsi="Times New Roman" w:cs="Times New Roman"/>
+          <w:sz w:val="28"/>
+          <w:szCs w:val="28"/>
+        </w:rPr>
+        <w:t>-методологий и удобным инструментам управления задачами.</w:t>
+      </w:r>
+    </w:p>
+    <w:p>
+      <w:pPr>
+        <w:spacing w:after="0" w:line="360" w:lineRule="auto"/>
+        <w:ind w:firstLine="706"/>
+        <w:jc w:val="both"/>
+        <w:rPr>
+          <w:rFonts w:ascii="Times New Roman" w:hAnsi="Times New Roman" w:cs="Times New Roman"/>
+          <w:sz w:val="28"/>
+          <w:szCs w:val="28"/>
+        </w:rPr>
+      </w:pPr>
+      <w:r>
+        <w:rPr>
+          <w:rFonts w:ascii="Times New Roman" w:hAnsi="Times New Roman" w:cs="Times New Roman"/>
+          <w:sz w:val="28"/>
+          <w:szCs w:val="28"/>
+        </w:rPr>
+        <w:t>Система позволяет эффективно организовать процесс разработки программного обеспечения, сопровождения проектов и взаимодействия между сотрудниками команды.</w:t>
+      </w:r>
+    </w:p>
+    <w:p>
+      <w:pPr>
+        <w:spacing w:after="0" w:line="480" w:lineRule="auto"/>
+        <w:ind w:firstLine="709"/>
+        <w:jc w:val="both"/>
+        <w:rPr>
+          <w:rFonts w:ascii="Times New Roman" w:hAnsi="Times New Roman" w:cs="Times New Roman"/>
+          <w:sz w:val="28"/>
+          <w:szCs w:val="28"/>
+        </w:rPr>
+      </w:pPr>
+    </w:p>
+    <w:p>
+      <w:pPr>
+        <w:spacing w:after="0" w:line="360" w:lineRule="auto"/>
+        <w:ind w:firstLine="709"/>
+        <w:jc w:val="both"/>
+        <w:rPr>
+          <w:rFonts w:ascii="Times New Roman" w:hAnsi="Times New Roman" w:cs="Times New Roman"/>
+          <w:sz w:val="28"/>
+          <w:szCs w:val="28"/>
+        </w:rPr>
+      </w:pPr>
+      <w:r>
+        <w:rPr>
+          <w:rFonts w:ascii="Times New Roman" w:hAnsi="Times New Roman" w:cs="Times New Roman"/>
+          <w:sz w:val="28"/>
+          <w:szCs w:val="28"/>
+        </w:rPr>
+        <w:t>2 Практические задания</w:t>
+      </w:r>
+    </w:p>
+    <w:p>
+      <w:pPr>
+        <w:spacing w:after="0" w:line="360" w:lineRule="auto"/>
+        <w:ind w:firstLine="709"/>
+        <w:jc w:val="both"/>
+        <w:rPr>
+          <w:rFonts w:ascii="Times New Roman" w:hAnsi="Times New Roman" w:cs="Times New Roman"/>
+          <w:b/>
+          <w:bCs/>
+          <w:sz w:val="28"/>
+          <w:szCs w:val="28"/>
+        </w:rPr>
+      </w:pPr>
+      <w:r>
+        <w:rPr>
+          <w:rFonts w:ascii="Times New Roman" w:hAnsi="Times New Roman" w:cs="Times New Roman"/>
+          <w:b/>
+          <w:bCs/>
+          <w:sz w:val="28"/>
+          <w:szCs w:val="28"/>
+        </w:rPr>
+        <w:t xml:space="preserve"> </w:t>
+      </w:r>
+    </w:p>
+    <w:p>
+      <w:pPr>
+        <w:spacing w:after="0" w:line="360" w:lineRule="auto"/>
+        <w:ind w:firstLine="709"/>
+        <w:jc w:val="both"/>
+        <w:rPr>
+          <w:rFonts w:ascii="Times New Roman" w:hAnsi="Times New Roman" w:cs="Times New Roman"/>
+          <w:sz w:val="28"/>
+          <w:szCs w:val="28"/>
+        </w:rPr>
+      </w:pPr>
+      <w:r>
+        <w:rPr>
+          <w:rFonts w:ascii="Times New Roman" w:hAnsi="Times New Roman" w:cs="Times New Roman"/>
+          <w:sz w:val="28"/>
+          <w:szCs w:val="28"/>
+        </w:rPr>
+        <w:t xml:space="preserve">В ходе выполнения практической части производственной практики было разработано </w:t>
+      </w:r>
+      <w:proofErr w:type="spellStart"/>
+      <w:r>
+        <w:rPr>
+          <w:rFonts w:ascii="Times New Roman" w:hAnsi="Times New Roman" w:cs="Times New Roman"/>
+          <w:sz w:val="28"/>
+          <w:szCs w:val="28"/>
+        </w:rPr>
+        <w:t>Web</w:t>
+      </w:r>
+      <w:proofErr w:type="spellEnd"/>
+      <w:r>
+        <w:rPr>
+          <w:rFonts w:ascii="Times New Roman" w:hAnsi="Times New Roman" w:cs="Times New Roman"/>
+          <w:sz w:val="28"/>
+          <w:szCs w:val="28"/>
+        </w:rPr>
+        <w:t xml:space="preserve">-API-приложение «Модуль обработки и работы с изображениями». Основной целью работы являлась реализация сервиса, предназначенного для загрузки, хранения, изменения и получения данных об изображениях. Для разработки был выбран язык программирования </w:t>
+      </w:r>
+      <w:proofErr w:type="spellStart"/>
+      <w:r>
+        <w:rPr>
+          <w:rFonts w:ascii="Times New Roman" w:hAnsi="Times New Roman" w:cs="Times New Roman"/>
+          <w:sz w:val="28"/>
+          <w:szCs w:val="28"/>
+        </w:rPr>
+        <w:t>Python</w:t>
+      </w:r>
+      <w:proofErr w:type="spellEnd"/>
+      <w:r>
+        <w:rPr>
+          <w:rFonts w:ascii="Times New Roman" w:hAnsi="Times New Roman" w:cs="Times New Roman"/>
+          <w:sz w:val="28"/>
+          <w:szCs w:val="28"/>
+        </w:rPr>
+        <w:t xml:space="preserve"> и </w:t>
+      </w:r>
+      <w:proofErr w:type="spellStart"/>
+      <w:r>
+        <w:rPr>
+          <w:rFonts w:ascii="Times New Roman" w:hAnsi="Times New Roman" w:cs="Times New Roman"/>
+          <w:sz w:val="28"/>
+          <w:szCs w:val="28"/>
+        </w:rPr>
+        <w:t>фреймворк</w:t>
+      </w:r>
+      <w:proofErr w:type="spellEnd"/>
+      <w:r>
+        <w:rPr>
+          <w:rFonts w:ascii="Times New Roman" w:hAnsi="Times New Roman" w:cs="Times New Roman"/>
+          <w:sz w:val="28"/>
+          <w:szCs w:val="28"/>
+        </w:rPr>
+        <w:t xml:space="preserve"> </w:t>
+      </w:r>
+      <w:proofErr w:type="spellStart"/>
+      <w:r>
+        <w:rPr>
+          <w:rFonts w:ascii="Times New Roman" w:hAnsi="Times New Roman" w:cs="Times New Roman"/>
+          <w:sz w:val="28"/>
+          <w:szCs w:val="28"/>
+        </w:rPr>
+        <w:t>FastAPI</w:t>
+      </w:r>
+      <w:proofErr w:type="spellEnd"/>
+      <w:r>
+        <w:rPr>
+          <w:rFonts w:ascii="Times New Roman" w:hAnsi="Times New Roman" w:cs="Times New Roman"/>
+          <w:sz w:val="28"/>
+          <w:szCs w:val="28"/>
+        </w:rPr>
+        <w:t>, что позволило создать современное и удобное API-приложение для работы с изображениями.</w:t>
+      </w:r>
+    </w:p>
+    <w:p>
+      <w:pPr>
+        <w:spacing w:after="0" w:line="480" w:lineRule="auto"/>
+        <w:ind w:firstLine="709"/>
+        <w:jc w:val="both"/>
+        <w:rPr>
+          <w:rFonts w:ascii="Times New Roman" w:hAnsi="Times New Roman" w:cs="Times New Roman"/>
+          <w:sz w:val="28"/>
+          <w:szCs w:val="28"/>
+        </w:rPr>
+      </w:pPr>
+    </w:p>
+    <w:p>
+      <w:pPr>
+        <w:spacing w:after="0" w:line="360" w:lineRule="auto"/>
+        <w:ind w:firstLine="709"/>
+        <w:jc w:val="both"/>
+        <w:rPr>
+          <w:rFonts w:ascii="Times New Roman" w:hAnsi="Times New Roman" w:cs="Times New Roman"/>
+          <w:bCs/>
+          <w:sz w:val="28"/>
+          <w:szCs w:val="28"/>
+        </w:rPr>
+      </w:pPr>
+      <w:r>
+        <w:rPr>
+          <w:rFonts w:ascii="Times New Roman" w:hAnsi="Times New Roman" w:cs="Times New Roman"/>
+          <w:bCs/>
+          <w:sz w:val="28"/>
+          <w:szCs w:val="28"/>
+        </w:rPr>
+        <w:t>2.1 Подготовка среды разработки</w:t>
+      </w:r>
+    </w:p>
+    <w:p>
+      <w:pPr>
+        <w:spacing w:after="0" w:line="360" w:lineRule="auto"/>
+        <w:ind w:firstLine="709"/>
+        <w:jc w:val="both"/>
+        <w:rPr>
+          <w:rFonts w:ascii="Times New Roman" w:hAnsi="Times New Roman" w:cs="Times New Roman"/>
+          <w:bCs/>
+          <w:sz w:val="28"/>
+          <w:szCs w:val="28"/>
+        </w:rPr>
+      </w:pPr>
+    </w:p>
+    <w:p>
+      <w:pPr>
+        <w:spacing w:after="0" w:line="360" w:lineRule="auto"/>
+        <w:ind w:firstLine="709"/>
+        <w:jc w:val="both"/>
+        <w:rPr>
+          <w:rFonts w:ascii="Times New Roman" w:hAnsi="Times New Roman" w:cs="Times New Roman"/>
+          <w:sz w:val="28"/>
+          <w:szCs w:val="28"/>
+        </w:rPr>
+      </w:pPr>
+      <w:r>
+        <w:rPr>
+          <w:rFonts w:ascii="Times New Roman" w:hAnsi="Times New Roman" w:cs="Times New Roman"/>
+          <w:sz w:val="28"/>
+          <w:szCs w:val="28"/>
+        </w:rPr>
+        <w:t>На начальном этапе была подготовлена среда разработки. Для проекта создана отдельная рабочая папка, в которой организована структура файлов приложения. Также было создано виртуальное окружение, что позволило изолировать зависимости проекта от системных библиотек и обеспечить корректную работу приложения.</w:t>
+      </w:r>
+    </w:p>
+    <w:p>
+      <w:pPr>
+        <w:spacing w:after="0" w:line="360" w:lineRule="auto"/>
+        <w:ind w:firstLine="709"/>
+        <w:jc w:val="both"/>
+        <w:rPr>
+          <w:rFonts w:ascii="Times New Roman" w:hAnsi="Times New Roman" w:cs="Times New Roman"/>
+          <w:sz w:val="28"/>
+          <w:szCs w:val="28"/>
+        </w:rPr>
+      </w:pPr>
+      <w:r>
+        <w:rPr>
+          <w:rFonts w:ascii="Times New Roman" w:hAnsi="Times New Roman" w:cs="Times New Roman"/>
+          <w:sz w:val="28"/>
+          <w:szCs w:val="28"/>
+        </w:rPr>
+        <w:lastRenderedPageBreak/>
+        <w:t xml:space="preserve">После этого были установлены необходимые программные компоненты и библиотеки, включая </w:t>
+      </w:r>
+      <w:proofErr w:type="spellStart"/>
+      <w:r>
+        <w:rPr>
+          <w:rFonts w:ascii="Times New Roman" w:hAnsi="Times New Roman" w:cs="Times New Roman"/>
+          <w:sz w:val="28"/>
+          <w:szCs w:val="28"/>
+        </w:rPr>
+        <w:t>FastAPI</w:t>
+      </w:r>
+      <w:proofErr w:type="spellEnd"/>
+      <w:r>
+        <w:rPr>
+          <w:rFonts w:ascii="Times New Roman" w:hAnsi="Times New Roman" w:cs="Times New Roman"/>
+          <w:sz w:val="28"/>
+          <w:szCs w:val="28"/>
+        </w:rPr>
+        <w:t xml:space="preserve">, </w:t>
+      </w:r>
+      <w:proofErr w:type="spellStart"/>
+      <w:r>
+        <w:rPr>
+          <w:rFonts w:ascii="Times New Roman" w:hAnsi="Times New Roman" w:cs="Times New Roman"/>
+          <w:sz w:val="28"/>
+          <w:szCs w:val="28"/>
+        </w:rPr>
+        <w:t>Uvicorn</w:t>
+      </w:r>
+      <w:proofErr w:type="spellEnd"/>
+      <w:r>
+        <w:rPr>
+          <w:rFonts w:ascii="Times New Roman" w:hAnsi="Times New Roman" w:cs="Times New Roman"/>
+          <w:sz w:val="28"/>
+          <w:szCs w:val="28"/>
+        </w:rPr>
+        <w:t xml:space="preserve">, </w:t>
+      </w:r>
+      <w:proofErr w:type="spellStart"/>
+      <w:r>
+        <w:rPr>
+          <w:rFonts w:ascii="Times New Roman" w:hAnsi="Times New Roman" w:cs="Times New Roman"/>
+          <w:sz w:val="28"/>
+          <w:szCs w:val="28"/>
+        </w:rPr>
+        <w:t>SQLAlchemy</w:t>
+      </w:r>
+      <w:proofErr w:type="spellEnd"/>
+      <w:r>
+        <w:rPr>
+          <w:rFonts w:ascii="Times New Roman" w:hAnsi="Times New Roman" w:cs="Times New Roman"/>
+          <w:sz w:val="28"/>
+          <w:szCs w:val="28"/>
+        </w:rPr>
+        <w:t xml:space="preserve">, </w:t>
+      </w:r>
+      <w:proofErr w:type="spellStart"/>
+      <w:r>
+        <w:rPr>
+          <w:rFonts w:ascii="Times New Roman" w:hAnsi="Times New Roman" w:cs="Times New Roman"/>
+          <w:sz w:val="28"/>
+          <w:szCs w:val="28"/>
+        </w:rPr>
+        <w:t>Pillow</w:t>
+      </w:r>
+      <w:proofErr w:type="spellEnd"/>
+      <w:r>
+        <w:rPr>
+          <w:rFonts w:ascii="Times New Roman" w:hAnsi="Times New Roman" w:cs="Times New Roman"/>
+          <w:sz w:val="28"/>
+          <w:szCs w:val="28"/>
+        </w:rPr>
+        <w:t xml:space="preserve"> и </w:t>
+      </w:r>
+      <w:proofErr w:type="spellStart"/>
+      <w:r>
+        <w:rPr>
+          <w:rFonts w:ascii="Times New Roman" w:hAnsi="Times New Roman" w:cs="Times New Roman"/>
+          <w:sz w:val="28"/>
+          <w:szCs w:val="28"/>
+        </w:rPr>
+        <w:t>python-multipart</w:t>
+      </w:r>
+      <w:proofErr w:type="spellEnd"/>
+      <w:r>
+        <w:rPr>
+          <w:rFonts w:ascii="Times New Roman" w:hAnsi="Times New Roman" w:cs="Times New Roman"/>
+          <w:sz w:val="28"/>
+          <w:szCs w:val="28"/>
+        </w:rPr>
+        <w:t>. Указанные средства обеспечили возможность создания веб-сервиса, работы с базой данных и обработки графических файлов.</w:t>
+      </w:r>
+    </w:p>
+    <w:p>
+      <w:pPr>
+        <w:spacing w:after="0" w:line="480" w:lineRule="auto"/>
+        <w:ind w:firstLine="709"/>
+        <w:jc w:val="both"/>
+        <w:rPr>
+          <w:rFonts w:ascii="Times New Roman" w:hAnsi="Times New Roman" w:cs="Times New Roman"/>
+          <w:sz w:val="28"/>
+          <w:szCs w:val="28"/>
+        </w:rPr>
+      </w:pPr>
+    </w:p>
+    <w:p>
+      <w:pPr>
+        <w:spacing w:after="0" w:line="360" w:lineRule="auto"/>
+        <w:ind w:firstLine="709"/>
+        <w:jc w:val="both"/>
+        <w:rPr>
+          <w:rFonts w:ascii="Times New Roman" w:hAnsi="Times New Roman" w:cs="Times New Roman"/>
+          <w:bCs/>
+          <w:sz w:val="28"/>
+          <w:szCs w:val="28"/>
+        </w:rPr>
+      </w:pPr>
+      <w:r>
+        <w:rPr>
+          <w:rFonts w:ascii="Times New Roman" w:hAnsi="Times New Roman" w:cs="Times New Roman"/>
+          <w:bCs/>
+          <w:sz w:val="28"/>
+          <w:szCs w:val="28"/>
+        </w:rPr>
+        <w:t>2</w:t>
+      </w:r>
+      <w:r>
+        <w:rPr>
+          <w:rFonts w:ascii="Times New Roman" w:hAnsi="Times New Roman" w:cs="Times New Roman"/>
+          <w:bCs/>
+          <w:sz w:val="28"/>
+          <w:szCs w:val="28"/>
+        </w:rPr>
+        <w:t>.2 Организация структуры проекта</w:t>
+      </w:r>
+    </w:p>
+    <w:p>
+      <w:pPr>
+        <w:spacing w:after="0" w:line="360" w:lineRule="auto"/>
+        <w:ind w:firstLine="709"/>
+        <w:jc w:val="both"/>
+        <w:rPr>
+          <w:rFonts w:ascii="Times New Roman" w:hAnsi="Times New Roman" w:cs="Times New Roman"/>
+          <w:bCs/>
+          <w:sz w:val="28"/>
+          <w:szCs w:val="28"/>
+        </w:rPr>
+      </w:pPr>
+    </w:p>
+    <w:p>
+      <w:pPr>
+        <w:spacing w:after="0" w:line="360" w:lineRule="auto"/>
+        <w:ind w:firstLine="709"/>
+        <w:jc w:val="both"/>
+        <w:rPr>
+          <w:rFonts w:ascii="Times New Roman" w:hAnsi="Times New Roman" w:cs="Times New Roman"/>
+          <w:sz w:val="28"/>
+          <w:szCs w:val="28"/>
+        </w:rPr>
+      </w:pPr>
+      <w:r>
+        <w:rPr>
+          <w:rFonts w:ascii="Times New Roman" w:hAnsi="Times New Roman" w:cs="Times New Roman"/>
+          <w:sz w:val="28"/>
+          <w:szCs w:val="28"/>
+        </w:rPr>
+        <w:t>В процессе разработки была сформирована структура проекта, включающая основные модули, отвечающие за подключение к базе данных, описание модели изображения, формирование схемы данных и реализацию API-методов. Отдельно была создана папка для хранения изображений, что позволило сохранять загруженные файлы на сервере и использовать их при последующей обработке.</w:t>
+      </w:r>
+    </w:p>
+    <w:p>
+      <w:pPr>
+        <w:spacing w:after="0" w:line="360" w:lineRule="auto"/>
+        <w:ind w:firstLine="709"/>
+        <w:jc w:val="both"/>
+        <w:rPr>
+          <w:rFonts w:ascii="Times New Roman" w:hAnsi="Times New Roman" w:cs="Times New Roman"/>
+          <w:sz w:val="28"/>
+          <w:szCs w:val="28"/>
+        </w:rPr>
+      </w:pPr>
+      <w:r>
+        <w:rPr>
+          <w:rFonts w:ascii="Times New Roman" w:hAnsi="Times New Roman" w:cs="Times New Roman"/>
+          <w:sz w:val="28"/>
+          <w:szCs w:val="28"/>
+        </w:rPr>
+        <w:t>Такой подход обеспечил логичное разделение функций приложения и упростил дальнейшее сопровождение проекта.</w:t>
+      </w:r>
+    </w:p>
+    <w:p>
+      <w:pPr>
+        <w:tabs>
+          <w:tab w:val="left" w:pos="1052"/>
+        </w:tabs>
+        <w:spacing w:after="0" w:line="480" w:lineRule="auto"/>
+        <w:ind w:firstLine="709"/>
+        <w:jc w:val="both"/>
+        <w:rPr>
+          <w:rFonts w:ascii="Times New Roman" w:hAnsi="Times New Roman" w:cs="Times New Roman"/>
+          <w:sz w:val="28"/>
+          <w:szCs w:val="28"/>
+        </w:rPr>
+      </w:pPr>
+    </w:p>
+    <w:p>
+      <w:pPr>
+        <w:spacing w:after="0" w:line="360" w:lineRule="auto"/>
+        <w:ind w:firstLine="709"/>
+        <w:jc w:val="both"/>
+        <w:rPr>
+          <w:rFonts w:ascii="Times New Roman" w:hAnsi="Times New Roman" w:cs="Times New Roman"/>
+          <w:bCs/>
+          <w:sz w:val="28"/>
+          <w:szCs w:val="28"/>
+        </w:rPr>
+      </w:pPr>
+      <w:r>
+        <w:rPr>
+          <w:rFonts w:ascii="Times New Roman" w:hAnsi="Times New Roman" w:cs="Times New Roman"/>
+          <w:bCs/>
+          <w:sz w:val="28"/>
+          <w:szCs w:val="28"/>
+        </w:rPr>
+        <w:t>2</w:t>
+      </w:r>
+      <w:r>
+        <w:rPr>
+          <w:rFonts w:ascii="Times New Roman" w:hAnsi="Times New Roman" w:cs="Times New Roman"/>
+          <w:bCs/>
+          <w:sz w:val="28"/>
+          <w:szCs w:val="28"/>
+        </w:rPr>
+        <w:t>.3 Реализация функций API</w:t>
+      </w:r>
+    </w:p>
+    <w:p>
+      <w:pPr>
+        <w:spacing w:after="0" w:line="360" w:lineRule="auto"/>
+        <w:ind w:firstLine="709"/>
+        <w:jc w:val="both"/>
+        <w:rPr>
+          <w:rFonts w:ascii="Times New Roman" w:hAnsi="Times New Roman" w:cs="Times New Roman"/>
+          <w:bCs/>
+          <w:sz w:val="28"/>
+          <w:szCs w:val="28"/>
+        </w:rPr>
+      </w:pPr>
+    </w:p>
+    <w:p>
+      <w:pPr>
+        <w:spacing w:after="0" w:line="360" w:lineRule="auto"/>
+        <w:ind w:firstLine="709"/>
+        <w:jc w:val="both"/>
+        <w:rPr>
+          <w:rFonts w:ascii="Times New Roman" w:hAnsi="Times New Roman" w:cs="Times New Roman"/>
+          <w:sz w:val="28"/>
+          <w:szCs w:val="28"/>
+        </w:rPr>
+      </w:pPr>
+      <w:r>
+        <w:rPr>
+          <w:rFonts w:ascii="Times New Roman" w:hAnsi="Times New Roman" w:cs="Times New Roman"/>
+          <w:sz w:val="28"/>
+          <w:szCs w:val="28"/>
+        </w:rPr>
+        <w:t>В рамках задания было реализовано несколько основных функций. Первая из них предназначена для добавления изображения в систему. При загрузке файла информация о нем сохраняется в базе данных, а сам файл помещается в отдельную папку на сервере.</w:t>
+      </w:r>
+    </w:p>
+    <w:p>
+      <w:pPr>
+        <w:spacing w:after="0" w:line="360" w:lineRule="auto"/>
+        <w:ind w:firstLine="709"/>
+        <w:jc w:val="both"/>
+        <w:rPr>
+          <w:rFonts w:ascii="Times New Roman" w:hAnsi="Times New Roman" w:cs="Times New Roman"/>
+          <w:sz w:val="28"/>
+          <w:szCs w:val="28"/>
+        </w:rPr>
+      </w:pPr>
+      <w:r>
+        <w:rPr>
+          <w:rFonts w:ascii="Times New Roman" w:hAnsi="Times New Roman" w:cs="Times New Roman"/>
+          <w:sz w:val="28"/>
+          <w:szCs w:val="28"/>
+        </w:rPr>
+        <w:t>Вторая функция позволяет изменять размер изображения по заданным параметрам. Пользователь указывает идентификатор изображения, а также новую ширину и высоту. После выполнения операции изображение обновляется, а его характеристики корректируются в базе данных.</w:t>
+      </w:r>
+    </w:p>
+    <w:p>
+      <w:pPr>
+        <w:spacing w:after="0" w:line="360" w:lineRule="auto"/>
+        <w:ind w:firstLine="709"/>
+        <w:jc w:val="both"/>
+        <w:rPr>
+          <w:rFonts w:ascii="Times New Roman" w:hAnsi="Times New Roman" w:cs="Times New Roman"/>
+          <w:sz w:val="28"/>
+          <w:szCs w:val="28"/>
+        </w:rPr>
+      </w:pPr>
+      <w:r>
+        <w:rPr>
+          <w:rFonts w:ascii="Times New Roman" w:hAnsi="Times New Roman" w:cs="Times New Roman"/>
+          <w:sz w:val="28"/>
+          <w:szCs w:val="28"/>
+        </w:rPr>
+        <w:t>Третья функция отвечает за поворот изображения на заданный угол. После выполнения запроса изображение сохраняется в измененном виде и остается доступным для дальнейшей работы.</w:t>
+      </w:r>
+    </w:p>
+    <w:p>
+      <w:pPr>
+        <w:spacing w:after="0" w:line="360" w:lineRule="auto"/>
+        <w:ind w:firstLine="709"/>
+        <w:jc w:val="both"/>
+        <w:rPr>
+          <w:rFonts w:ascii="Times New Roman" w:hAnsi="Times New Roman" w:cs="Times New Roman"/>
+          <w:sz w:val="28"/>
+          <w:szCs w:val="28"/>
+        </w:rPr>
+      </w:pPr>
+      <w:r>
+        <w:rPr>
+          <w:rFonts w:ascii="Times New Roman" w:hAnsi="Times New Roman" w:cs="Times New Roman"/>
+          <w:sz w:val="28"/>
+          <w:szCs w:val="28"/>
+        </w:rPr>
+        <w:lastRenderedPageBreak/>
+        <w:t>Четвертая функция позволяет получить список всех изображений, содержащихся в базе данных. Это дает возможность просматривать сохраненные файлы и их основные характеристики.</w:t>
+      </w:r>
+    </w:p>
+    <w:p>
+      <w:pPr>
+        <w:spacing w:after="0" w:line="480" w:lineRule="auto"/>
+        <w:ind w:firstLine="709"/>
+        <w:jc w:val="both"/>
+        <w:rPr>
+          <w:rFonts w:ascii="Times New Roman" w:hAnsi="Times New Roman" w:cs="Times New Roman"/>
+          <w:sz w:val="28"/>
+          <w:szCs w:val="28"/>
+        </w:rPr>
+      </w:pPr>
+    </w:p>
+    <w:p>
+      <w:pPr>
+        <w:spacing w:after="0" w:line="360" w:lineRule="auto"/>
+        <w:ind w:firstLine="709"/>
+        <w:jc w:val="both"/>
+        <w:rPr>
+          <w:rFonts w:ascii="Times New Roman" w:hAnsi="Times New Roman" w:cs="Times New Roman"/>
+          <w:bCs/>
+          <w:sz w:val="28"/>
+          <w:szCs w:val="28"/>
+        </w:rPr>
+      </w:pPr>
+      <w:r>
+        <w:rPr>
+          <w:rFonts w:ascii="Times New Roman" w:hAnsi="Times New Roman" w:cs="Times New Roman"/>
+          <w:bCs/>
+          <w:sz w:val="28"/>
+          <w:szCs w:val="28"/>
+        </w:rPr>
+        <w:t>2</w:t>
+      </w:r>
+      <w:r>
+        <w:rPr>
+          <w:rFonts w:ascii="Times New Roman" w:hAnsi="Times New Roman" w:cs="Times New Roman"/>
+          <w:bCs/>
+          <w:sz w:val="28"/>
+          <w:szCs w:val="28"/>
+        </w:rPr>
+        <w:t>.4 Проверка работоспособности приложения</w:t>
+      </w:r>
+    </w:p>
+    <w:p>
+      <w:pPr>
+        <w:spacing w:after="0" w:line="360" w:lineRule="auto"/>
+        <w:ind w:firstLine="709"/>
+        <w:jc w:val="both"/>
+        <w:rPr>
+          <w:rFonts w:ascii="Times New Roman" w:hAnsi="Times New Roman" w:cs="Times New Roman"/>
+          <w:bCs/>
+          <w:sz w:val="28"/>
+          <w:szCs w:val="28"/>
+        </w:rPr>
+      </w:pPr>
+    </w:p>
+    <w:p>
+      <w:pPr>
+        <w:spacing w:after="0" w:line="360" w:lineRule="auto"/>
+        <w:ind w:firstLine="709"/>
+        <w:jc w:val="both"/>
+        <w:rPr>
+          <w:rFonts w:ascii="Times New Roman" w:hAnsi="Times New Roman" w:cs="Times New Roman"/>
+          <w:sz w:val="28"/>
+          <w:szCs w:val="28"/>
+        </w:rPr>
+      </w:pPr>
+      <w:r>
+        <w:rPr>
+          <w:rFonts w:ascii="Times New Roman" w:hAnsi="Times New Roman" w:cs="Times New Roman"/>
+          <w:sz w:val="28"/>
+          <w:szCs w:val="28"/>
+        </w:rPr>
+        <w:t xml:space="preserve">После реализации основных функций было выполнено тестирование приложения. Для проверки работы API использовалась встроенная документация </w:t>
+      </w:r>
+      <w:proofErr w:type="spellStart"/>
+      <w:r>
+        <w:rPr>
+          <w:rFonts w:ascii="Times New Roman" w:hAnsi="Times New Roman" w:cs="Times New Roman"/>
+          <w:sz w:val="28"/>
+          <w:szCs w:val="28"/>
+        </w:rPr>
+        <w:t>Swagger</w:t>
+      </w:r>
+      <w:proofErr w:type="spellEnd"/>
+      <w:r>
+        <w:rPr>
+          <w:rFonts w:ascii="Times New Roman" w:hAnsi="Times New Roman" w:cs="Times New Roman"/>
+          <w:sz w:val="28"/>
+          <w:szCs w:val="28"/>
+        </w:rPr>
+        <w:t>, которая предоставляет удобный интерфейс для отправки запросов и просмотра результатов. В ходе тестирования были проверены все основные методы: загрузка изображения, изменение его размера, поворот и получение списка изображений.</w:t>
+      </w:r>
+    </w:p>
+    <w:p>
+      <w:pPr>
+        <w:spacing w:after="0" w:line="360" w:lineRule="auto"/>
+        <w:ind w:firstLine="709"/>
+        <w:jc w:val="both"/>
+        <w:rPr>
+          <w:rFonts w:ascii="Times New Roman" w:hAnsi="Times New Roman" w:cs="Times New Roman"/>
+          <w:sz w:val="28"/>
+          <w:szCs w:val="28"/>
+        </w:rPr>
+      </w:pPr>
+      <w:r>
+        <w:rPr>
+          <w:rFonts w:ascii="Times New Roman" w:hAnsi="Times New Roman" w:cs="Times New Roman"/>
+          <w:sz w:val="28"/>
+          <w:szCs w:val="28"/>
+        </w:rPr>
+        <w:t xml:space="preserve">Проверка показала, что приложение корректно выполняет поставленные задачи и может использоваться как основа для дальнейшего расширения функциональности. При необходимости в систему можно добавить дополнительные возможности, </w:t>
+      </w:r>
+      <w:proofErr w:type="gramStart"/>
+      <w:r>
+        <w:rPr>
+          <w:rFonts w:ascii="Times New Roman" w:hAnsi="Times New Roman" w:cs="Times New Roman"/>
+          <w:sz w:val="28"/>
+          <w:szCs w:val="28"/>
+        </w:rPr>
+        <w:t>например</w:t>
+      </w:r>
+      <w:proofErr w:type="gramEnd"/>
+      <w:r>
+        <w:rPr>
+          <w:rFonts w:ascii="Times New Roman" w:hAnsi="Times New Roman" w:cs="Times New Roman"/>
+          <w:sz w:val="28"/>
+          <w:szCs w:val="28"/>
+        </w:rPr>
+        <w:t xml:space="preserve"> удаление изображений, просмотр отдельных файлов или реализацию полноценного веб-интерфейса.</w:t>
+      </w:r>
+    </w:p>
+    <w:p>
+      <w:pPr>
+        <w:spacing w:after="0" w:line="480" w:lineRule="auto"/>
+        <w:ind w:firstLine="709"/>
+        <w:jc w:val="both"/>
+        <w:rPr>
+          <w:rFonts w:ascii="Times New Roman" w:hAnsi="Times New Roman" w:cs="Times New Roman"/>
+          <w:sz w:val="28"/>
+          <w:szCs w:val="28"/>
+        </w:rPr>
+      </w:pPr>
+    </w:p>
+    <w:p>
+      <w:pPr>
+        <w:spacing w:after="0" w:line="360" w:lineRule="auto"/>
+        <w:ind w:firstLine="709"/>
+        <w:jc w:val="both"/>
+        <w:rPr>
+          <w:rFonts w:ascii="Times New Roman" w:hAnsi="Times New Roman" w:cs="Times New Roman"/>
+          <w:bCs/>
+          <w:sz w:val="28"/>
+          <w:szCs w:val="28"/>
+        </w:rPr>
+      </w:pPr>
+      <w:r>
+        <w:rPr>
+          <w:rFonts w:ascii="Times New Roman" w:hAnsi="Times New Roman" w:cs="Times New Roman"/>
+          <w:bCs/>
+          <w:sz w:val="28"/>
+          <w:szCs w:val="28"/>
+        </w:rPr>
+        <w:t>2</w:t>
+      </w:r>
+      <w:r>
+        <w:rPr>
+          <w:rFonts w:ascii="Times New Roman" w:hAnsi="Times New Roman" w:cs="Times New Roman"/>
+          <w:bCs/>
+          <w:sz w:val="28"/>
+          <w:szCs w:val="28"/>
+        </w:rPr>
+        <w:t>.5 Вывод по выполненному заданию</w:t>
+      </w:r>
+    </w:p>
+    <w:p>
+      <w:pPr>
+        <w:spacing w:after="0" w:line="360" w:lineRule="auto"/>
+        <w:ind w:firstLine="709"/>
+        <w:jc w:val="both"/>
+        <w:rPr>
+          <w:rFonts w:ascii="Times New Roman" w:hAnsi="Times New Roman" w:cs="Times New Roman"/>
+          <w:bCs/>
+          <w:sz w:val="28"/>
+          <w:szCs w:val="28"/>
+        </w:rPr>
+      </w:pPr>
+    </w:p>
+    <w:p>
+      <w:pPr>
+        <w:spacing w:after="0" w:line="360" w:lineRule="auto"/>
+        <w:ind w:firstLine="709"/>
+        <w:jc w:val="both"/>
+        <w:rPr>
+          <w:rFonts w:ascii="Times New Roman" w:hAnsi="Times New Roman" w:cs="Times New Roman"/>
+          <w:sz w:val="28"/>
+          <w:szCs w:val="28"/>
+        </w:rPr>
+      </w:pPr>
+      <w:r>
+        <w:rPr>
+          <w:rFonts w:ascii="Times New Roman" w:hAnsi="Times New Roman" w:cs="Times New Roman"/>
+          <w:sz w:val="28"/>
+          <w:szCs w:val="28"/>
+        </w:rPr>
+        <w:t xml:space="preserve">В результате выполнения практического задания было создано API-приложение для работы с изображениями, которое обеспечивает их загрузку, хранение и обработку. В </w:t>
+      </w:r>
       <w:bookmarkStart w:id="0" w:name="_GoBack"/>
       <w:bookmarkEnd w:id="0"/>
       <w:r>
         <w:rPr>
           <w:rFonts w:ascii="Times New Roman" w:hAnsi="Times New Roman" w:cs="Times New Roman"/>
-          <w:bCs/>
-          <w:sz w:val="28"/>
-          <w:szCs w:val="28"/>
-        </w:rPr>
-        <w:t xml:space="preserve">Причины популярности </w:t>
+          <w:sz w:val="28"/>
+          <w:szCs w:val="28"/>
+        </w:rPr>
+        <w:t>ходе работы были получены навыки проектирования структуры приложения, настройки среды разработки, работы с базой данных, создания API-методов и тестирования веб-сервиса.</w:t>
+      </w:r>
+    </w:p>
+    <w:p>
+      <w:pPr>
+        <w:spacing w:after="0" w:line="360" w:lineRule="auto"/>
+        <w:ind w:firstLine="709"/>
+        <w:jc w:val="both"/>
+        <w:rPr>
+          <w:rFonts w:ascii="Times New Roman" w:hAnsi="Times New Roman" w:cs="Times New Roman"/>
+          <w:sz w:val="28"/>
+          <w:szCs w:val="28"/>
+        </w:rPr>
+      </w:pPr>
+      <w:r>
+        <w:rPr>
+          <w:rFonts w:ascii="Times New Roman" w:hAnsi="Times New Roman" w:cs="Times New Roman"/>
+          <w:sz w:val="28"/>
+          <w:szCs w:val="28"/>
+        </w:rPr>
+        <w:t xml:space="preserve">Разработанное приложение может рассматриваться как учебный пример построения простого, но функционального сервиса для обработки изображений с использованием современных инструментов </w:t>
       </w:r>
       <w:proofErr w:type="spellStart"/>
       <w:r>
         <w:rPr>
           <w:rFonts w:ascii="Times New Roman" w:hAnsi="Times New Roman" w:cs="Times New Roman"/>
-          <w:bCs/>
-          <w:sz w:val="28"/>
-          <w:szCs w:val="28"/>
-        </w:rPr>
-        <w:t>Jira</w:t>
+          <w:sz w:val="28"/>
+          <w:szCs w:val="28"/>
+        </w:rPr>
+        <w:t>Python</w:t>
       </w:r>
       <w:proofErr w:type="spellEnd"/>
       <w:r>
         <w:rPr>
           <w:rFonts w:ascii="Times New Roman" w:hAnsi="Times New Roman" w:cs="Times New Roman"/>
-          <w:bCs/>
-          <w:sz w:val="28"/>
-          <w:szCs w:val="28"/>
-        </w:rPr>
-        <w:t xml:space="preserve"> в IT-командах</w:t>
-      </w:r>
-    </w:p>
-    <w:p>
-      <w:pPr>
-        <w:spacing w:after="0" w:line="360" w:lineRule="auto"/>
-        <w:ind w:firstLine="706"/>
-        <w:jc w:val="both"/>
-        <w:rPr>
-          <w:rFonts w:ascii="Times New Roman" w:hAnsi="Times New Roman" w:cs="Times New Roman"/>
-          <w:bCs/>
-          <w:sz w:val="28"/>
-          <w:szCs w:val="28"/>
-        </w:rPr>
-      </w:pPr>
-    </w:p>
-    <w:p>
-      <w:pPr>
-        <w:spacing w:after="0" w:line="360" w:lineRule="auto"/>
-        <w:ind w:firstLine="706"/>
-        <w:jc w:val="both"/>
-        <w:rPr>
-          <w:rFonts w:ascii="Times New Roman" w:hAnsi="Times New Roman" w:cs="Times New Roman"/>
-          <w:sz w:val="28"/>
-          <w:szCs w:val="28"/>
-        </w:rPr>
-      </w:pPr>
+          <w:sz w:val="28"/>
+          <w:szCs w:val="28"/>
+        </w:rPr>
+        <w:t xml:space="preserve"> и </w:t>
+      </w:r>
       <w:proofErr w:type="spellStart"/>
       <w:r>
         <w:rPr>
@@ -6149,7 +7021,7 @@
           <w:sz w:val="28"/>
           <w:szCs w:val="28"/>
         </w:rPr>
-        <w:t>Jira</w:t>
+        <w:t>FastAPI</w:t>
       </w:r>
       <w:proofErr w:type="spellEnd"/>
       <w:r>
@@ -6158,63 +7030,12 @@
           <w:sz w:val="28"/>
           <w:szCs w:val="28"/>
         </w:rPr>
-        <w:t xml:space="preserve"> широко используется в ИТ-командах благодаря гибкости настройки, поддержке </w:t>
-      </w:r>
-      <w:proofErr w:type="spellStart"/>
-      <w:r>
-        <w:rPr>
-          <w:rFonts w:ascii="Times New Roman" w:hAnsi="Times New Roman" w:cs="Times New Roman"/>
-          <w:sz w:val="28"/>
-          <w:szCs w:val="28"/>
-        </w:rPr>
-        <w:t>Agile</w:t>
-      </w:r>
-      <w:proofErr w:type="spellEnd"/>
-      <w:r>
-        <w:rPr>
-          <w:rFonts w:ascii="Times New Roman" w:hAnsi="Times New Roman" w:cs="Times New Roman"/>
-          <w:sz w:val="28"/>
-          <w:szCs w:val="28"/>
-        </w:rPr>
-        <w:t>-методологий и удобным инструментам управления задачами.</w:t>
-      </w:r>
-    </w:p>
-    <w:p>
-      <w:pPr>
-        <w:spacing w:after="0" w:line="360" w:lineRule="auto"/>
-        <w:ind w:firstLine="706"/>
-        <w:jc w:val="both"/>
-        <w:rPr>
-          <w:rFonts w:ascii="Times New Roman" w:hAnsi="Times New Roman" w:cs="Times New Roman"/>
-          <w:sz w:val="28"/>
-          <w:szCs w:val="28"/>
-        </w:rPr>
-      </w:pPr>
-      <w:r>
-        <w:rPr>
-          <w:rFonts w:ascii="Times New Roman" w:hAnsi="Times New Roman" w:cs="Times New Roman"/>
-          <w:sz w:val="28"/>
-          <w:szCs w:val="28"/>
-        </w:rPr>
-        <w:t>Система позволяет эффективно организовать процесс разработки программного обеспечения, сопровождения проектов и взаимодействия между сотрудниками команды.</w:t>
-      </w:r>
-    </w:p>
-    <w:p>
-      <w:pPr>
-        <w:spacing w:after="0" w:line="360" w:lineRule="auto"/>
-        <w:ind w:firstLine="709"/>
-        <w:jc w:val="both"/>
-        <w:rPr>
-          <w:rFonts w:ascii="Times New Roman" w:hAnsi="Times New Roman" w:cs="Times New Roman"/>
-          <w:sz w:val="28"/>
-          <w:szCs w:val="28"/>
-        </w:rPr>
-      </w:pPr>
-    </w:p>
-    <w:p>
-      <w:pPr>
-        <w:spacing w:after="0" w:line="360" w:lineRule="auto"/>
-        <w:ind w:firstLine="709"/>
+        <w:t>.</w:t>
+      </w:r>
+    </w:p>
+    <w:p>
+      <w:pPr>
+        <w:spacing w:after="0" w:line="360" w:lineRule="auto"/>
         <w:jc w:val="both"/>
         <w:rPr>
           <w:rFonts w:ascii="Times New Roman" w:hAnsi="Times New Roman" w:cs="Times New Roman"/>
@@ -6290,7 +7111,7 @@
           <w:rPr>
             <w:noProof/>
           </w:rPr>
-          <w:t>18</w:t>
+          <w:t>20</w:t>
         </w:r>
         <w:r>
           <w:fldChar w:fldCharType="end"/>
@@ -9072,7 +9893,6 @@
   <w:style w:type="character" w:default="1" w:styleId="a0">
     <w:name w:val="Default Paragraph Font"/>
     <w:uiPriority w:val="1"/>
-    <w:semiHidden/>
     <w:unhideWhenUsed/>
   </w:style>
   <w:style w:type="table" w:default="1" w:styleId="a1">
@@ -9469,7 +10289,7 @@
 </file>
 
 <file path=customXml/itemProps1.xml><?xml version="1.0" encoding="utf-8"?>
-<ds:datastoreItem xmlns:ds="http://schemas.openxmlformats.org/officeDocument/2006/customXml" ds:itemID="{D782FA3B-4D68-4DD5-B0FD-530DB25E49F8}">
+<ds:datastoreItem xmlns:ds="http://schemas.openxmlformats.org/officeDocument/2006/customXml" ds:itemID="{07D1EEC9-BE8A-4BCD-9F18-4AA4B84EEA47}">
   <ds:schemaRefs>
     <ds:schemaRef ds:uri="http://schemas.openxmlformats.org/officeDocument/2006/bibliography"/>
   </ds:schemaRefs>

--- a/Report/ОТЧЁТ ПО ПП06.docx
+++ b/Report/ОТЧЁТ ПО ПП06.docx
@@ -6216,13 +6216,15 @@
         <w:jc w:val="both"/>
         <w:rPr>
           <w:rFonts w:ascii="Times New Roman" w:hAnsi="Times New Roman" w:cs="Times New Roman"/>
-          <w:sz w:val="28"/>
-          <w:szCs w:val="28"/>
-        </w:rPr>
-      </w:pPr>
-      <w:r>
-        <w:rPr>
-          <w:rFonts w:ascii="Times New Roman" w:hAnsi="Times New Roman" w:cs="Times New Roman"/>
+          <w:bCs/>
+          <w:sz w:val="28"/>
+          <w:szCs w:val="28"/>
+        </w:rPr>
+      </w:pPr>
+      <w:r>
+        <w:rPr>
+          <w:rFonts w:ascii="Times New Roman" w:hAnsi="Times New Roman" w:cs="Times New Roman"/>
+          <w:bCs/>
           <w:sz w:val="28"/>
           <w:szCs w:val="28"/>
         </w:rPr>
@@ -6231,27 +6233,125 @@
     </w:p>
     <w:p>
       <w:pPr>
-        <w:spacing w:after="0" w:line="360" w:lineRule="auto"/>
+        <w:spacing w:after="0" w:line="240" w:lineRule="auto"/>
         <w:ind w:firstLine="709"/>
         <w:jc w:val="both"/>
         <w:rPr>
           <w:rFonts w:ascii="Times New Roman" w:hAnsi="Times New Roman" w:cs="Times New Roman"/>
-          <w:b/>
-          <w:bCs/>
-          <w:sz w:val="28"/>
-          <w:szCs w:val="28"/>
-        </w:rPr>
-      </w:pPr>
-      <w:r>
-        <w:rPr>
-          <w:rFonts w:ascii="Times New Roman" w:hAnsi="Times New Roman" w:cs="Times New Roman"/>
-          <w:b/>
-          <w:bCs/>
+          <w:bCs/>
+          <w:sz w:val="28"/>
+          <w:szCs w:val="28"/>
+        </w:rPr>
+      </w:pPr>
+    </w:p>
+    <w:p>
+      <w:pPr>
+        <w:spacing w:after="0" w:line="360" w:lineRule="auto"/>
+        <w:ind w:firstLine="709"/>
+        <w:jc w:val="both"/>
+        <w:rPr>
+          <w:rFonts w:ascii="Times New Roman" w:hAnsi="Times New Roman" w:cs="Times New Roman"/>
+          <w:bCs/>
+          <w:sz w:val="28"/>
+          <w:szCs w:val="28"/>
+        </w:rPr>
+      </w:pPr>
+      <w:r>
+        <w:rPr>
+          <w:rFonts w:ascii="Times New Roman" w:hAnsi="Times New Roman" w:cs="Times New Roman"/>
+          <w:bCs/>
+          <w:sz w:val="28"/>
+          <w:szCs w:val="28"/>
+        </w:rPr>
+        <w:t>2.1 Установка и настройка программного обеспечения</w:t>
+      </w:r>
+    </w:p>
+    <w:p>
+      <w:pPr>
+        <w:spacing w:after="0" w:line="360" w:lineRule="auto"/>
+        <w:ind w:firstLine="709"/>
+        <w:jc w:val="both"/>
+        <w:rPr>
+          <w:rFonts w:ascii="Times New Roman" w:hAnsi="Times New Roman" w:cs="Times New Roman"/>
+          <w:bCs/>
+          <w:sz w:val="28"/>
+          <w:szCs w:val="28"/>
+        </w:rPr>
+      </w:pPr>
+    </w:p>
+    <w:p>
+      <w:pPr>
+        <w:spacing w:after="0" w:line="360" w:lineRule="auto"/>
+        <w:ind w:firstLine="709"/>
+        <w:jc w:val="both"/>
+        <w:rPr>
+          <w:rFonts w:ascii="Times New Roman" w:hAnsi="Times New Roman" w:cs="Times New Roman"/>
+          <w:sz w:val="28"/>
+          <w:szCs w:val="28"/>
+        </w:rPr>
+      </w:pPr>
+      <w:r>
+        <w:rPr>
+          <w:rFonts w:ascii="Times New Roman" w:hAnsi="Times New Roman" w:cs="Times New Roman"/>
+          <w:sz w:val="28"/>
+          <w:szCs w:val="28"/>
+        </w:rPr>
+        <w:t xml:space="preserve">В ходе практики была выполнена установка и настройка программного обеспечения, необходимого для разработки API-приложения «Модуль обработки и работы с изображениями». Для реализации проекта использовались язык программирования </w:t>
+      </w:r>
+      <w:proofErr w:type="spellStart"/>
+      <w:r>
+        <w:rPr>
+          <w:rFonts w:ascii="Times New Roman" w:hAnsi="Times New Roman" w:cs="Times New Roman"/>
+          <w:sz w:val="28"/>
+          <w:szCs w:val="28"/>
+        </w:rPr>
+        <w:t>Python</w:t>
+      </w:r>
+      <w:proofErr w:type="spellEnd"/>
+      <w:r>
+        <w:rPr>
+          <w:rFonts w:ascii="Times New Roman" w:hAnsi="Times New Roman" w:cs="Times New Roman"/>
+          <w:sz w:val="28"/>
+          <w:szCs w:val="28"/>
+        </w:rPr>
+        <w:t xml:space="preserve"> и </w:t>
+      </w:r>
+      <w:proofErr w:type="spellStart"/>
+      <w:r>
+        <w:rPr>
+          <w:rFonts w:ascii="Times New Roman" w:hAnsi="Times New Roman" w:cs="Times New Roman"/>
+          <w:sz w:val="28"/>
+          <w:szCs w:val="28"/>
+        </w:rPr>
+        <w:t>фреймворк</w:t>
+      </w:r>
+      <w:proofErr w:type="spellEnd"/>
+      <w:r>
+        <w:rPr>
+          <w:rFonts w:ascii="Times New Roman" w:hAnsi="Times New Roman" w:cs="Times New Roman"/>
           <w:sz w:val="28"/>
           <w:szCs w:val="28"/>
         </w:rPr>
         <w:t xml:space="preserve"> </w:t>
       </w:r>
+      <w:proofErr w:type="spellStart"/>
+      <w:r>
+        <w:rPr>
+          <w:rFonts w:ascii="Times New Roman" w:hAnsi="Times New Roman" w:cs="Times New Roman"/>
+          <w:sz w:val="28"/>
+          <w:szCs w:val="28"/>
+        </w:rPr>
+        <w:t>FastAPI</w:t>
+      </w:r>
+      <w:proofErr w:type="spellEnd"/>
+      <w:r>
+        <w:rPr>
+          <w:rFonts w:ascii="Times New Roman" w:hAnsi="Times New Roman" w:cs="Times New Roman"/>
+          <w:sz w:val="28"/>
+          <w:szCs w:val="28"/>
+        </w:rPr>
+        <w:t>.</w:t>
+      </w:r>
     </w:p>
     <w:p>
       <w:pPr>
@@ -6270,7 +6370,7 @@
           <w:sz w:val="28"/>
           <w:szCs w:val="28"/>
         </w:rPr>
-        <w:t xml:space="preserve">В ходе выполнения практической части производственной практики было разработано </w:t>
+        <w:t xml:space="preserve">Была настроена среда разработки </w:t>
       </w:r>
       <w:proofErr w:type="spellStart"/>
       <w:r>
@@ -6279,7 +6379,7 @@
           <w:sz w:val="28"/>
           <w:szCs w:val="28"/>
         </w:rPr>
-        <w:t>Web</w:t>
+        <w:t>Visual</w:t>
       </w:r>
       <w:proofErr w:type="spellEnd"/>
       <w:r>
@@ -6288,7 +6388,7 @@
           <w:sz w:val="28"/>
           <w:szCs w:val="28"/>
         </w:rPr>
-        <w:t xml:space="preserve">-API-приложение «Модуль обработки и работы с изображениями». Основной целью работы являлась реализация сервиса, предназначенного для загрузки, хранения, изменения и получения данных об изображениях. Для разработки был выбран язык программирования </w:t>
+        <w:t xml:space="preserve"> </w:t>
       </w:r>
       <w:proofErr w:type="spellStart"/>
       <w:r>
@@ -6297,7 +6397,7 @@
           <w:sz w:val="28"/>
           <w:szCs w:val="28"/>
         </w:rPr>
-        <w:t>Python</w:t>
+        <w:t>Studio</w:t>
       </w:r>
       <w:proofErr w:type="spellEnd"/>
       <w:r>
@@ -6306,7 +6406,7 @@
           <w:sz w:val="28"/>
           <w:szCs w:val="28"/>
         </w:rPr>
-        <w:t xml:space="preserve"> и </w:t>
+        <w:t xml:space="preserve"> </w:t>
       </w:r>
       <w:proofErr w:type="spellStart"/>
       <w:r>
@@ -6315,7 +6415,7 @@
           <w:sz w:val="28"/>
           <w:szCs w:val="28"/>
         </w:rPr>
-        <w:t>фреймворк</w:t>
+        <w:t>Code</w:t>
       </w:r>
       <w:proofErr w:type="spellEnd"/>
       <w:r>
@@ -6324,7 +6424,7 @@
           <w:sz w:val="28"/>
           <w:szCs w:val="28"/>
         </w:rPr>
-        <w:t xml:space="preserve"> </w:t>
+        <w:t xml:space="preserve">, создано виртуальное окружение и установлены необходимые библиотеки для работы с API, базой данных и обработкой изображений. Также была настроена база данных </w:t>
       </w:r>
       <w:proofErr w:type="spellStart"/>
       <w:r>
@@ -6333,7 +6433,7 @@
           <w:sz w:val="28"/>
           <w:szCs w:val="28"/>
         </w:rPr>
-        <w:t>FastAPI</w:t>
+        <w:t>SQLite</w:t>
       </w:r>
       <w:proofErr w:type="spellEnd"/>
       <w:r>
@@ -6342,7 +6442,27 @@
           <w:sz w:val="28"/>
           <w:szCs w:val="28"/>
         </w:rPr>
-        <w:t>, что позволило создать современное и удобное API-приложение для работы с изображениями.</w:t>
+        <w:t xml:space="preserve"> и организована структура проекта.</w:t>
+      </w:r>
+    </w:p>
+    <w:p>
+      <w:pPr>
+        <w:spacing w:after="0" w:line="360" w:lineRule="auto"/>
+        <w:ind w:firstLine="709"/>
+        <w:jc w:val="both"/>
+        <w:rPr>
+          <w:rFonts w:ascii="Times New Roman" w:hAnsi="Times New Roman" w:cs="Times New Roman"/>
+          <w:sz w:val="28"/>
+          <w:szCs w:val="28"/>
+        </w:rPr>
+      </w:pPr>
+      <w:r>
+        <w:rPr>
+          <w:rFonts w:ascii="Times New Roman" w:hAnsi="Times New Roman" w:cs="Times New Roman"/>
+          <w:sz w:val="28"/>
+          <w:szCs w:val="28"/>
+        </w:rPr>
+        <w:t>Исходный код проекта представлен в приложении к отчету.</w:t>
       </w:r>
     </w:p>
     <w:p>
@@ -6376,7 +6496,7 @@
           <w:sz w:val="28"/>
           <w:szCs w:val="28"/>
         </w:rPr>
-        <w:t>2.1 Подготовка среды разработки</w:t>
+        <w:t>2.2 Устранение инцидентов</w:t>
       </w:r>
     </w:p>
     <w:p>
@@ -6409,7 +6529,7 @@
           <w:sz w:val="28"/>
           <w:szCs w:val="28"/>
         </w:rPr>
-        <w:t>На начальном этапе была подготовлена среда разработки. Для проекта создана отдельная рабочая папка, в которой организована структура файлов приложения. Также было создано виртуальное окружение, что позволило изолировать зависимости проекта от системных библиотек и обеспечить корректную работу приложения.</w:t>
+        <w:t>В процессе работы возникали отдельные технические проблемы, связанные с настройкой среды разработки и запуском приложения.</w:t>
       </w:r>
     </w:p>
     <w:p>
@@ -6430,7 +6550,7 @@
           <w:szCs w:val="28"/>
         </w:rPr>
         <w:lastRenderedPageBreak/>
-        <w:t xml:space="preserve">После этого были установлены необходимые программные компоненты и библиотеки, включая </w:t>
+        <w:t xml:space="preserve">Одной из проблем стала ошибка активации виртуального окружения </w:t>
       </w:r>
       <w:proofErr w:type="spellStart"/>
       <w:r>
@@ -6439,6 +6559,80 @@
           <w:sz w:val="28"/>
           <w:szCs w:val="28"/>
         </w:rPr>
+        <w:t>Python</w:t>
+      </w:r>
+      <w:proofErr w:type="spellEnd"/>
+      <w:r>
+        <w:rPr>
+          <w:rFonts w:ascii="Times New Roman" w:hAnsi="Times New Roman" w:cs="Times New Roman"/>
+          <w:sz w:val="28"/>
+          <w:szCs w:val="28"/>
+        </w:rPr>
+        <w:t xml:space="preserve"> в </w:t>
+      </w:r>
+      <w:proofErr w:type="spellStart"/>
+      <w:r>
+        <w:rPr>
+          <w:rFonts w:ascii="Times New Roman" w:hAnsi="Times New Roman" w:cs="Times New Roman"/>
+          <w:sz w:val="28"/>
+          <w:szCs w:val="28"/>
+        </w:rPr>
+        <w:t>PowerShell</w:t>
+      </w:r>
+      <w:proofErr w:type="spellEnd"/>
+      <w:r>
+        <w:rPr>
+          <w:rFonts w:ascii="Times New Roman" w:hAnsi="Times New Roman" w:cs="Times New Roman"/>
+          <w:sz w:val="28"/>
+          <w:szCs w:val="28"/>
+        </w:rPr>
+        <w:t xml:space="preserve">. Для ее устранения была изменена политика выполнения скриптов </w:t>
+      </w:r>
+      <w:proofErr w:type="spellStart"/>
+      <w:r>
+        <w:rPr>
+          <w:rFonts w:ascii="Times New Roman" w:hAnsi="Times New Roman" w:cs="Times New Roman"/>
+          <w:sz w:val="28"/>
+          <w:szCs w:val="28"/>
+        </w:rPr>
+        <w:t>Windows</w:t>
+      </w:r>
+      <w:proofErr w:type="spellEnd"/>
+      <w:r>
+        <w:rPr>
+          <w:rFonts w:ascii="Times New Roman" w:hAnsi="Times New Roman" w:cs="Times New Roman"/>
+          <w:sz w:val="28"/>
+          <w:szCs w:val="28"/>
+        </w:rPr>
+        <w:t>.</w:t>
+      </w:r>
+    </w:p>
+    <w:p>
+      <w:pPr>
+        <w:spacing w:after="0" w:line="360" w:lineRule="auto"/>
+        <w:ind w:firstLine="709"/>
+        <w:jc w:val="both"/>
+        <w:rPr>
+          <w:rFonts w:ascii="Times New Roman" w:hAnsi="Times New Roman" w:cs="Times New Roman"/>
+          <w:sz w:val="28"/>
+          <w:szCs w:val="28"/>
+        </w:rPr>
+      </w:pPr>
+      <w:r>
+        <w:rPr>
+          <w:rFonts w:ascii="Times New Roman" w:hAnsi="Times New Roman" w:cs="Times New Roman"/>
+          <w:sz w:val="28"/>
+          <w:szCs w:val="28"/>
+        </w:rPr>
+        <w:t xml:space="preserve">Также возникала ошибка запуска </w:t>
+      </w:r>
+      <w:proofErr w:type="spellStart"/>
+      <w:r>
+        <w:rPr>
+          <w:rFonts w:ascii="Times New Roman" w:hAnsi="Times New Roman" w:cs="Times New Roman"/>
+          <w:sz w:val="28"/>
+          <w:szCs w:val="28"/>
+        </w:rPr>
         <w:t>FastAPI</w:t>
       </w:r>
       <w:proofErr w:type="spellEnd"/>
@@ -6448,79 +6642,27 @@
           <w:sz w:val="28"/>
           <w:szCs w:val="28"/>
         </w:rPr>
-        <w:t xml:space="preserve">, </w:t>
-      </w:r>
-      <w:proofErr w:type="spellStart"/>
-      <w:r>
-        <w:rPr>
-          <w:rFonts w:ascii="Times New Roman" w:hAnsi="Times New Roman" w:cs="Times New Roman"/>
-          <w:sz w:val="28"/>
-          <w:szCs w:val="28"/>
-        </w:rPr>
-        <w:t>Uvicorn</w:t>
-      </w:r>
-      <w:proofErr w:type="spellEnd"/>
-      <w:r>
-        <w:rPr>
-          <w:rFonts w:ascii="Times New Roman" w:hAnsi="Times New Roman" w:cs="Times New Roman"/>
-          <w:sz w:val="28"/>
-          <w:szCs w:val="28"/>
-        </w:rPr>
-        <w:t xml:space="preserve">, </w:t>
-      </w:r>
-      <w:proofErr w:type="spellStart"/>
-      <w:r>
-        <w:rPr>
-          <w:rFonts w:ascii="Times New Roman" w:hAnsi="Times New Roman" w:cs="Times New Roman"/>
-          <w:sz w:val="28"/>
-          <w:szCs w:val="28"/>
-        </w:rPr>
-        <w:t>SQLAlchemy</w:t>
-      </w:r>
-      <w:proofErr w:type="spellEnd"/>
-      <w:r>
-        <w:rPr>
-          <w:rFonts w:ascii="Times New Roman" w:hAnsi="Times New Roman" w:cs="Times New Roman"/>
-          <w:sz w:val="28"/>
-          <w:szCs w:val="28"/>
-        </w:rPr>
-        <w:t xml:space="preserve">, </w:t>
-      </w:r>
-      <w:proofErr w:type="spellStart"/>
-      <w:r>
-        <w:rPr>
-          <w:rFonts w:ascii="Times New Roman" w:hAnsi="Times New Roman" w:cs="Times New Roman"/>
-          <w:sz w:val="28"/>
-          <w:szCs w:val="28"/>
-        </w:rPr>
-        <w:t>Pillow</w:t>
-      </w:r>
-      <w:proofErr w:type="spellEnd"/>
-      <w:r>
-        <w:rPr>
-          <w:rFonts w:ascii="Times New Roman" w:hAnsi="Times New Roman" w:cs="Times New Roman"/>
-          <w:sz w:val="28"/>
-          <w:szCs w:val="28"/>
-        </w:rPr>
-        <w:t xml:space="preserve"> и </w:t>
-      </w:r>
-      <w:proofErr w:type="spellStart"/>
-      <w:r>
-        <w:rPr>
-          <w:rFonts w:ascii="Times New Roman" w:hAnsi="Times New Roman" w:cs="Times New Roman"/>
-          <w:sz w:val="28"/>
-          <w:szCs w:val="28"/>
-        </w:rPr>
-        <w:t>python-multipart</w:t>
-      </w:r>
-      <w:proofErr w:type="spellEnd"/>
-      <w:r>
-        <w:rPr>
-          <w:rFonts w:ascii="Times New Roman" w:hAnsi="Times New Roman" w:cs="Times New Roman"/>
-          <w:sz w:val="28"/>
-          <w:szCs w:val="28"/>
-        </w:rPr>
-        <w:t>. Указанные средства обеспечили возможность создания веб-сервиса, работы с базой данных и обработки графических файлов.</w:t>
+        <w:t>-приложения из-за отсутствия объекта приложения в файле main.py. После проверки структуры проекта и добавления необходимого кода приложение было успешно запущено.</w:t>
+      </w:r>
+    </w:p>
+    <w:p>
+      <w:pPr>
+        <w:spacing w:after="0" w:line="360" w:lineRule="auto"/>
+        <w:ind w:firstLine="709"/>
+        <w:jc w:val="both"/>
+        <w:rPr>
+          <w:rFonts w:ascii="Times New Roman" w:hAnsi="Times New Roman" w:cs="Times New Roman"/>
+          <w:sz w:val="28"/>
+          <w:szCs w:val="28"/>
+        </w:rPr>
+      </w:pPr>
+      <w:r>
+        <w:rPr>
+          <w:rFonts w:ascii="Times New Roman" w:hAnsi="Times New Roman" w:cs="Times New Roman"/>
+          <w:sz w:val="28"/>
+          <w:szCs w:val="28"/>
+        </w:rPr>
+        <w:t>После настройки были протестированы функции загрузки изображений, изменения размера и поворота изображений.</w:t>
       </w:r>
     </w:p>
     <w:p>
@@ -6554,16 +6696,7 @@
           <w:sz w:val="28"/>
           <w:szCs w:val="28"/>
         </w:rPr>
-        <w:t>2</w:t>
-      </w:r>
-      <w:r>
-        <w:rPr>
-          <w:rFonts w:ascii="Times New Roman" w:hAnsi="Times New Roman" w:cs="Times New Roman"/>
-          <w:bCs/>
-          <w:sz w:val="28"/>
-          <w:szCs w:val="28"/>
-        </w:rPr>
-        <w:t>.2 Организация структуры проекта</w:t>
+        <w:t>2.3 Резервное копирование данных</w:t>
       </w:r>
     </w:p>
     <w:p>
@@ -6596,7 +6729,25 @@
           <w:sz w:val="28"/>
           <w:szCs w:val="28"/>
         </w:rPr>
-        <w:t>В процессе разработки была сформирована структура проекта, включающая основные модули, отвечающие за подключение к базе данных, описание модели изображения, формирование схемы данных и реализацию API-методов. Отдельно была создана папка для хранения изображений, что позволило сохранять загруженные файлы на сервере и использовать их при последующей обработке.</w:t>
+        <w:t xml:space="preserve">В процессе разработки выполнялось резервное копирование файлов проекта и базы данных </w:t>
+      </w:r>
+      <w:proofErr w:type="spellStart"/>
+      <w:r>
+        <w:rPr>
+          <w:rFonts w:ascii="Times New Roman" w:hAnsi="Times New Roman" w:cs="Times New Roman"/>
+          <w:sz w:val="28"/>
+          <w:szCs w:val="28"/>
+        </w:rPr>
+        <w:t>SQLite</w:t>
+      </w:r>
+      <w:proofErr w:type="spellEnd"/>
+      <w:r>
+        <w:rPr>
+          <w:rFonts w:ascii="Times New Roman" w:hAnsi="Times New Roman" w:cs="Times New Roman"/>
+          <w:sz w:val="28"/>
+          <w:szCs w:val="28"/>
+        </w:rPr>
+        <w:t>. Для хранения изображений использовалась отдельная папка проекта, а база данных сохранялась в виде отдельного файла.</w:t>
       </w:r>
     </w:p>
     <w:p>
@@ -6616,14 +6767,11 @@
           <w:sz w:val="28"/>
           <w:szCs w:val="28"/>
         </w:rPr>
-        <w:t>Такой подход обеспечил логичное разделение функций приложения и упростил дальнейшее сопровождение проекта.</w:t>
-      </w:r>
-    </w:p>
-    <w:p>
-      <w:pPr>
-        <w:tabs>
-          <w:tab w:val="left" w:pos="1052"/>
-        </w:tabs>
+        <w:t>Резервное копирование позволяло предотвратить потерю данных при возникновении ошибок в процессе работы.</w:t>
+      </w:r>
+    </w:p>
+    <w:p>
+      <w:pPr>
         <w:spacing w:after="0" w:line="480" w:lineRule="auto"/>
         <w:ind w:firstLine="709"/>
         <w:jc w:val="both"/>
@@ -6653,16 +6801,7 @@
           <w:sz w:val="28"/>
           <w:szCs w:val="28"/>
         </w:rPr>
-        <w:t>2</w:t>
-      </w:r>
-      <w:r>
-        <w:rPr>
-          <w:rFonts w:ascii="Times New Roman" w:hAnsi="Times New Roman" w:cs="Times New Roman"/>
-          <w:bCs/>
-          <w:sz w:val="28"/>
-          <w:szCs w:val="28"/>
-        </w:rPr>
-        <w:t>.3 Реализация функций API</w:t>
+        <w:t>2.4 Составление отчетов и документации</w:t>
       </w:r>
     </w:p>
     <w:p>
@@ -6695,7 +6834,7 @@
           <w:sz w:val="28"/>
           <w:szCs w:val="28"/>
         </w:rPr>
-        <w:t>В рамках задания было реализовано несколько основных функций. Первая из них предназначена для добавления изображения в систему. При загрузке файла информация о нем сохраняется в базе данных, а сам файл помещается в отдельную папку на сервере.</w:t>
+        <w:t>Во время прохождения практики велась подготовка отчетной документации по выполненным работам. В отчете были описаны структура проекта, реализованные функции API и используемые технологии.</w:t>
       </w:r>
     </w:p>
     <w:p>
@@ -6715,48 +6854,25 @@
           <w:sz w:val="28"/>
           <w:szCs w:val="28"/>
         </w:rPr>
-        <w:t>Вторая функция позволяет изменять размер изображения по заданным параметрам. Пользователь указывает идентификатор изображения, а также новую ширину и высоту. После выполнения операции изображение обновляется, а его характеристики корректируются в базе данных.</w:t>
-      </w:r>
-    </w:p>
-    <w:p>
-      <w:pPr>
-        <w:spacing w:after="0" w:line="360" w:lineRule="auto"/>
-        <w:ind w:firstLine="709"/>
-        <w:jc w:val="both"/>
-        <w:rPr>
-          <w:rFonts w:ascii="Times New Roman" w:hAnsi="Times New Roman" w:cs="Times New Roman"/>
-          <w:sz w:val="28"/>
-          <w:szCs w:val="28"/>
-        </w:rPr>
-      </w:pPr>
-      <w:r>
-        <w:rPr>
-          <w:rFonts w:ascii="Times New Roman" w:hAnsi="Times New Roman" w:cs="Times New Roman"/>
-          <w:sz w:val="28"/>
-          <w:szCs w:val="28"/>
-        </w:rPr>
-        <w:t>Третья функция отвечает за поворот изображения на заданный угол. После выполнения запроса изображение сохраняется в измененном виде и остается доступным для дальнейшей работы.</w:t>
-      </w:r>
-    </w:p>
-    <w:p>
-      <w:pPr>
-        <w:spacing w:after="0" w:line="360" w:lineRule="auto"/>
-        <w:ind w:firstLine="709"/>
-        <w:jc w:val="both"/>
-        <w:rPr>
-          <w:rFonts w:ascii="Times New Roman" w:hAnsi="Times New Roman" w:cs="Times New Roman"/>
-          <w:sz w:val="28"/>
-          <w:szCs w:val="28"/>
-        </w:rPr>
-      </w:pPr>
-      <w:r>
-        <w:rPr>
-          <w:rFonts w:ascii="Times New Roman" w:hAnsi="Times New Roman" w:cs="Times New Roman"/>
-          <w:sz w:val="28"/>
-          <w:szCs w:val="28"/>
-        </w:rPr>
-        <w:lastRenderedPageBreak/>
-        <w:t>Четвертая функция позволяет получить список всех изображений, содержащихся в базе данных. Это дает возможность просматривать сохраненные файлы и их основные характеристики.</w:t>
+        <w:t xml:space="preserve">Также была подготовлена инструкция по запуску приложения и тестированию API через </w:t>
+      </w:r>
+      <w:proofErr w:type="spellStart"/>
+      <w:r>
+        <w:rPr>
+          <w:rFonts w:ascii="Times New Roman" w:hAnsi="Times New Roman" w:cs="Times New Roman"/>
+          <w:sz w:val="28"/>
+          <w:szCs w:val="28"/>
+        </w:rPr>
+        <w:t>Swagger</w:t>
+      </w:r>
+      <w:proofErr w:type="spellEnd"/>
+      <w:r>
+        <w:rPr>
+          <w:rFonts w:ascii="Times New Roman" w:hAnsi="Times New Roman" w:cs="Times New Roman"/>
+          <w:sz w:val="28"/>
+          <w:szCs w:val="28"/>
+        </w:rPr>
+        <w:t>-интерфейс.</w:t>
       </w:r>
     </w:p>
     <w:p>
@@ -6790,16 +6906,7 @@
           <w:sz w:val="28"/>
           <w:szCs w:val="28"/>
         </w:rPr>
-        <w:t>2</w:t>
-      </w:r>
-      <w:r>
-        <w:rPr>
-          <w:rFonts w:ascii="Times New Roman" w:hAnsi="Times New Roman" w:cs="Times New Roman"/>
-          <w:bCs/>
-          <w:sz w:val="28"/>
-          <w:szCs w:val="28"/>
-        </w:rPr>
-        <w:t>.4 Проверка работоспособности приложения</w:t>
+        <w:t>2.5 Используемые инструменты и технологии</w:t>
       </w:r>
     </w:p>
     <w:p>
@@ -6832,8 +6939,24 @@
           <w:sz w:val="28"/>
           <w:szCs w:val="28"/>
         </w:rPr>
-        <w:t xml:space="preserve">После реализации основных функций было выполнено тестирование приложения. Для проверки работы API использовалась встроенная документация </w:t>
-      </w:r>
+        <w:t>В процессе выполнения задания использовались следующие инструменты и технологии:</w:t>
+      </w:r>
+    </w:p>
+    <w:p>
+      <w:pPr>
+        <w:numPr>
+          <w:ilvl w:val="0"/>
+          <w:numId w:val="17"/>
+        </w:numPr>
+        <w:spacing w:after="0" w:line="360" w:lineRule="auto"/>
+        <w:ind w:left="0" w:firstLine="709"/>
+        <w:jc w:val="both"/>
+        <w:rPr>
+          <w:rFonts w:ascii="Times New Roman" w:hAnsi="Times New Roman" w:cs="Times New Roman"/>
+          <w:sz w:val="28"/>
+          <w:szCs w:val="28"/>
+        </w:rPr>
+      </w:pPr>
       <w:proofErr w:type="spellStart"/>
       <w:r>
         <w:rPr>
@@ -6841,6 +6964,281 @@
           <w:sz w:val="28"/>
           <w:szCs w:val="28"/>
         </w:rPr>
+        <w:lastRenderedPageBreak/>
+        <w:t>Python</w:t>
+      </w:r>
+      <w:proofErr w:type="spellEnd"/>
+      <w:r>
+        <w:rPr>
+          <w:rFonts w:ascii="Times New Roman" w:hAnsi="Times New Roman" w:cs="Times New Roman"/>
+          <w:sz w:val="28"/>
+          <w:szCs w:val="28"/>
+        </w:rPr>
+        <w:t xml:space="preserve">; </w:t>
+      </w:r>
+    </w:p>
+    <w:p>
+      <w:pPr>
+        <w:numPr>
+          <w:ilvl w:val="0"/>
+          <w:numId w:val="17"/>
+        </w:numPr>
+        <w:spacing w:after="0" w:line="360" w:lineRule="auto"/>
+        <w:ind w:left="0" w:firstLine="709"/>
+        <w:jc w:val="both"/>
+        <w:rPr>
+          <w:rFonts w:ascii="Times New Roman" w:hAnsi="Times New Roman" w:cs="Times New Roman"/>
+          <w:sz w:val="28"/>
+          <w:szCs w:val="28"/>
+        </w:rPr>
+      </w:pPr>
+      <w:proofErr w:type="spellStart"/>
+      <w:r>
+        <w:rPr>
+          <w:rFonts w:ascii="Times New Roman" w:hAnsi="Times New Roman" w:cs="Times New Roman"/>
+          <w:sz w:val="28"/>
+          <w:szCs w:val="28"/>
+        </w:rPr>
+        <w:t>FastAPI</w:t>
+      </w:r>
+      <w:proofErr w:type="spellEnd"/>
+      <w:r>
+        <w:rPr>
+          <w:rFonts w:ascii="Times New Roman" w:hAnsi="Times New Roman" w:cs="Times New Roman"/>
+          <w:sz w:val="28"/>
+          <w:szCs w:val="28"/>
+        </w:rPr>
+        <w:t xml:space="preserve">; </w:t>
+      </w:r>
+    </w:p>
+    <w:p>
+      <w:pPr>
+        <w:numPr>
+          <w:ilvl w:val="0"/>
+          <w:numId w:val="17"/>
+        </w:numPr>
+        <w:spacing w:after="0" w:line="360" w:lineRule="auto"/>
+        <w:ind w:left="0" w:firstLine="709"/>
+        <w:jc w:val="both"/>
+        <w:rPr>
+          <w:rFonts w:ascii="Times New Roman" w:hAnsi="Times New Roman" w:cs="Times New Roman"/>
+          <w:sz w:val="28"/>
+          <w:szCs w:val="28"/>
+        </w:rPr>
+      </w:pPr>
+      <w:proofErr w:type="spellStart"/>
+      <w:r>
+        <w:rPr>
+          <w:rFonts w:ascii="Times New Roman" w:hAnsi="Times New Roman" w:cs="Times New Roman"/>
+          <w:sz w:val="28"/>
+          <w:szCs w:val="28"/>
+        </w:rPr>
+        <w:t>SQLite</w:t>
+      </w:r>
+      <w:proofErr w:type="spellEnd"/>
+      <w:r>
+        <w:rPr>
+          <w:rFonts w:ascii="Times New Roman" w:hAnsi="Times New Roman" w:cs="Times New Roman"/>
+          <w:sz w:val="28"/>
+          <w:szCs w:val="28"/>
+        </w:rPr>
+        <w:t xml:space="preserve">; </w:t>
+      </w:r>
+    </w:p>
+    <w:p>
+      <w:pPr>
+        <w:numPr>
+          <w:ilvl w:val="0"/>
+          <w:numId w:val="17"/>
+        </w:numPr>
+        <w:spacing w:after="0" w:line="360" w:lineRule="auto"/>
+        <w:ind w:left="0" w:firstLine="709"/>
+        <w:jc w:val="both"/>
+        <w:rPr>
+          <w:rFonts w:ascii="Times New Roman" w:hAnsi="Times New Roman" w:cs="Times New Roman"/>
+          <w:sz w:val="28"/>
+          <w:szCs w:val="28"/>
+        </w:rPr>
+      </w:pPr>
+      <w:proofErr w:type="spellStart"/>
+      <w:r>
+        <w:rPr>
+          <w:rFonts w:ascii="Times New Roman" w:hAnsi="Times New Roman" w:cs="Times New Roman"/>
+          <w:sz w:val="28"/>
+          <w:szCs w:val="28"/>
+        </w:rPr>
+        <w:t>SQLAlchemy</w:t>
+      </w:r>
+      <w:proofErr w:type="spellEnd"/>
+      <w:r>
+        <w:rPr>
+          <w:rFonts w:ascii="Times New Roman" w:hAnsi="Times New Roman" w:cs="Times New Roman"/>
+          <w:sz w:val="28"/>
+          <w:szCs w:val="28"/>
+        </w:rPr>
+        <w:t xml:space="preserve">; </w:t>
+      </w:r>
+    </w:p>
+    <w:p>
+      <w:pPr>
+        <w:numPr>
+          <w:ilvl w:val="0"/>
+          <w:numId w:val="17"/>
+        </w:numPr>
+        <w:spacing w:after="0" w:line="360" w:lineRule="auto"/>
+        <w:ind w:left="0" w:firstLine="709"/>
+        <w:jc w:val="both"/>
+        <w:rPr>
+          <w:rFonts w:ascii="Times New Roman" w:hAnsi="Times New Roman" w:cs="Times New Roman"/>
+          <w:sz w:val="28"/>
+          <w:szCs w:val="28"/>
+        </w:rPr>
+      </w:pPr>
+      <w:proofErr w:type="spellStart"/>
+      <w:r>
+        <w:rPr>
+          <w:rFonts w:ascii="Times New Roman" w:hAnsi="Times New Roman" w:cs="Times New Roman"/>
+          <w:sz w:val="28"/>
+          <w:szCs w:val="28"/>
+        </w:rPr>
+        <w:t>Pillow</w:t>
+      </w:r>
+      <w:proofErr w:type="spellEnd"/>
+      <w:r>
+        <w:rPr>
+          <w:rFonts w:ascii="Times New Roman" w:hAnsi="Times New Roman" w:cs="Times New Roman"/>
+          <w:sz w:val="28"/>
+          <w:szCs w:val="28"/>
+        </w:rPr>
+        <w:t xml:space="preserve">; </w:t>
+      </w:r>
+    </w:p>
+    <w:p>
+      <w:pPr>
+        <w:numPr>
+          <w:ilvl w:val="0"/>
+          <w:numId w:val="17"/>
+        </w:numPr>
+        <w:spacing w:after="0" w:line="360" w:lineRule="auto"/>
+        <w:ind w:left="0" w:firstLine="709"/>
+        <w:jc w:val="both"/>
+        <w:rPr>
+          <w:rFonts w:ascii="Times New Roman" w:hAnsi="Times New Roman" w:cs="Times New Roman"/>
+          <w:sz w:val="28"/>
+          <w:szCs w:val="28"/>
+        </w:rPr>
+      </w:pPr>
+      <w:proofErr w:type="spellStart"/>
+      <w:r>
+        <w:rPr>
+          <w:rFonts w:ascii="Times New Roman" w:hAnsi="Times New Roman" w:cs="Times New Roman"/>
+          <w:sz w:val="28"/>
+          <w:szCs w:val="28"/>
+        </w:rPr>
+        <w:t>Uvicorn</w:t>
+      </w:r>
+      <w:proofErr w:type="spellEnd"/>
+      <w:r>
+        <w:rPr>
+          <w:rFonts w:ascii="Times New Roman" w:hAnsi="Times New Roman" w:cs="Times New Roman"/>
+          <w:sz w:val="28"/>
+          <w:szCs w:val="28"/>
+        </w:rPr>
+        <w:t xml:space="preserve">; </w:t>
+      </w:r>
+    </w:p>
+    <w:p>
+      <w:pPr>
+        <w:numPr>
+          <w:ilvl w:val="0"/>
+          <w:numId w:val="17"/>
+        </w:numPr>
+        <w:spacing w:after="0" w:line="360" w:lineRule="auto"/>
+        <w:ind w:left="0" w:firstLine="709"/>
+        <w:jc w:val="both"/>
+        <w:rPr>
+          <w:rFonts w:ascii="Times New Roman" w:hAnsi="Times New Roman" w:cs="Times New Roman"/>
+          <w:sz w:val="28"/>
+          <w:szCs w:val="28"/>
+        </w:rPr>
+      </w:pPr>
+      <w:proofErr w:type="spellStart"/>
+      <w:r>
+        <w:rPr>
+          <w:rFonts w:ascii="Times New Roman" w:hAnsi="Times New Roman" w:cs="Times New Roman"/>
+          <w:sz w:val="28"/>
+          <w:szCs w:val="28"/>
+        </w:rPr>
+        <w:t>Visual</w:t>
+      </w:r>
+      <w:proofErr w:type="spellEnd"/>
+      <w:r>
+        <w:rPr>
+          <w:rFonts w:ascii="Times New Roman" w:hAnsi="Times New Roman" w:cs="Times New Roman"/>
+          <w:sz w:val="28"/>
+          <w:szCs w:val="28"/>
+        </w:rPr>
+        <w:t xml:space="preserve"> </w:t>
+      </w:r>
+      <w:proofErr w:type="spellStart"/>
+      <w:r>
+        <w:rPr>
+          <w:rFonts w:ascii="Times New Roman" w:hAnsi="Times New Roman" w:cs="Times New Roman"/>
+          <w:sz w:val="28"/>
+          <w:szCs w:val="28"/>
+        </w:rPr>
+        <w:t>Studio</w:t>
+      </w:r>
+      <w:proofErr w:type="spellEnd"/>
+      <w:r>
+        <w:rPr>
+          <w:rFonts w:ascii="Times New Roman" w:hAnsi="Times New Roman" w:cs="Times New Roman"/>
+          <w:sz w:val="28"/>
+          <w:szCs w:val="28"/>
+        </w:rPr>
+        <w:t xml:space="preserve"> </w:t>
+      </w:r>
+      <w:proofErr w:type="spellStart"/>
+      <w:r>
+        <w:rPr>
+          <w:rFonts w:ascii="Times New Roman" w:hAnsi="Times New Roman" w:cs="Times New Roman"/>
+          <w:sz w:val="28"/>
+          <w:szCs w:val="28"/>
+        </w:rPr>
+        <w:t>Code</w:t>
+      </w:r>
+      <w:proofErr w:type="spellEnd"/>
+      <w:r>
+        <w:rPr>
+          <w:rFonts w:ascii="Times New Roman" w:hAnsi="Times New Roman" w:cs="Times New Roman"/>
+          <w:sz w:val="28"/>
+          <w:szCs w:val="28"/>
+        </w:rPr>
+        <w:t xml:space="preserve">; </w:t>
+      </w:r>
+    </w:p>
+    <w:p>
+      <w:pPr>
+        <w:numPr>
+          <w:ilvl w:val="0"/>
+          <w:numId w:val="17"/>
+        </w:numPr>
+        <w:spacing w:after="0" w:line="360" w:lineRule="auto"/>
+        <w:ind w:left="0" w:firstLine="709"/>
+        <w:jc w:val="both"/>
+        <w:rPr>
+          <w:rFonts w:ascii="Times New Roman" w:hAnsi="Times New Roman" w:cs="Times New Roman"/>
+          <w:sz w:val="28"/>
+          <w:szCs w:val="28"/>
+        </w:rPr>
+      </w:pPr>
+      <w:proofErr w:type="spellStart"/>
+      <w:r>
+        <w:rPr>
+          <w:rFonts w:ascii="Times New Roman" w:hAnsi="Times New Roman" w:cs="Times New Roman"/>
+          <w:sz w:val="28"/>
+          <w:szCs w:val="28"/>
+        </w:rPr>
         <w:t>Swagger</w:t>
       </w:r>
       <w:proofErr w:type="spellEnd"/>
@@ -6850,7 +7248,59 @@
           <w:sz w:val="28"/>
           <w:szCs w:val="28"/>
         </w:rPr>
-        <w:t>, которая предоставляет удобный интерфейс для отправки запросов и просмотра результатов. В ходе тестирования были проверены все основные методы: загрузка изображения, изменение его размера, поворот и получение списка изображений.</w:t>
+        <w:t xml:space="preserve">; </w:t>
+      </w:r>
+    </w:p>
+    <w:p>
+      <w:pPr>
+        <w:numPr>
+          <w:ilvl w:val="0"/>
+          <w:numId w:val="17"/>
+        </w:numPr>
+        <w:spacing w:after="0" w:line="360" w:lineRule="auto"/>
+        <w:ind w:left="0" w:firstLine="709"/>
+        <w:jc w:val="both"/>
+        <w:rPr>
+          <w:rFonts w:ascii="Times New Roman" w:hAnsi="Times New Roman" w:cs="Times New Roman"/>
+          <w:sz w:val="28"/>
+          <w:szCs w:val="28"/>
+        </w:rPr>
+      </w:pPr>
+      <w:proofErr w:type="spellStart"/>
+      <w:r>
+        <w:rPr>
+          <w:rFonts w:ascii="Times New Roman" w:hAnsi="Times New Roman" w:cs="Times New Roman"/>
+          <w:sz w:val="28"/>
+          <w:szCs w:val="28"/>
+        </w:rPr>
+        <w:t>Git</w:t>
+      </w:r>
+      <w:proofErr w:type="spellEnd"/>
+      <w:r>
+        <w:rPr>
+          <w:rFonts w:ascii="Times New Roman" w:hAnsi="Times New Roman" w:cs="Times New Roman"/>
+          <w:sz w:val="28"/>
+          <w:szCs w:val="28"/>
+        </w:rPr>
+        <w:t xml:space="preserve"> и </w:t>
+      </w:r>
+      <w:proofErr w:type="spellStart"/>
+      <w:r>
+        <w:rPr>
+          <w:rFonts w:ascii="Times New Roman" w:hAnsi="Times New Roman" w:cs="Times New Roman"/>
+          <w:sz w:val="28"/>
+          <w:szCs w:val="28"/>
+        </w:rPr>
+        <w:t>GitHub</w:t>
+      </w:r>
+      <w:proofErr w:type="spellEnd"/>
+      <w:r>
+        <w:rPr>
+          <w:rFonts w:ascii="Times New Roman" w:hAnsi="Times New Roman" w:cs="Times New Roman"/>
+          <w:sz w:val="28"/>
+          <w:szCs w:val="28"/>
+        </w:rPr>
+        <w:t xml:space="preserve"> для контроля версий проекта. </w:t>
       </w:r>
     </w:p>
     <w:p>
@@ -6870,25 +7320,7 @@
           <w:sz w:val="28"/>
           <w:szCs w:val="28"/>
         </w:rPr>
-        <w:t xml:space="preserve">Проверка показала, что приложение корректно выполняет поставленные задачи и может использоваться как основа для дальнейшего расширения функциональности. При необходимости в систему можно добавить дополнительные возможности, </w:t>
-      </w:r>
-      <w:proofErr w:type="gramStart"/>
-      <w:r>
-        <w:rPr>
-          <w:rFonts w:ascii="Times New Roman" w:hAnsi="Times New Roman" w:cs="Times New Roman"/>
-          <w:sz w:val="28"/>
-          <w:szCs w:val="28"/>
-        </w:rPr>
-        <w:t>например</w:t>
-      </w:r>
-      <w:proofErr w:type="gramEnd"/>
-      <w:r>
-        <w:rPr>
-          <w:rFonts w:ascii="Times New Roman" w:hAnsi="Times New Roman" w:cs="Times New Roman"/>
-          <w:sz w:val="28"/>
-          <w:szCs w:val="28"/>
-        </w:rPr>
-        <w:t xml:space="preserve"> удаление изображений, просмотр отдельных файлов или реализацию полноценного веб-интерфейса.</w:t>
+        <w:t>Использование данных технологий позволило реализовать API-приложение для обработки изображений и организовать работу с базой данных.</w:t>
       </w:r>
     </w:p>
     <w:p>
@@ -6922,16 +7354,7 @@
           <w:sz w:val="28"/>
           <w:szCs w:val="28"/>
         </w:rPr>
-        <w:t>2</w:t>
-      </w:r>
-      <w:r>
-        <w:rPr>
-          <w:rFonts w:ascii="Times New Roman" w:hAnsi="Times New Roman" w:cs="Times New Roman"/>
-          <w:bCs/>
-          <w:sz w:val="28"/>
-          <w:szCs w:val="28"/>
-        </w:rPr>
-        <w:t>.5 Вывод по выполненному заданию</w:t>
+        <w:t>2.6 Взаимодействие с сотрудниками и отделами компании</w:t>
       </w:r>
     </w:p>
     <w:p>
@@ -6964,74 +7387,384 @@
           <w:sz w:val="28"/>
           <w:szCs w:val="28"/>
         </w:rPr>
-        <w:t xml:space="preserve">В результате выполнения практического задания было создано API-приложение для работы с изображениями, которое обеспечивает их загрузку, хранение и обработку. В </w:t>
-      </w:r>
+        <w:t>В ходе практики осуществлялось взаимодействие с сотрудниками организации по вопросам сопровождения информационных систем и настройки программного обеспечения.</w:t>
+      </w:r>
+    </w:p>
+    <w:p>
+      <w:pPr>
+        <w:spacing w:after="0" w:line="360" w:lineRule="auto"/>
+        <w:ind w:firstLine="709"/>
+        <w:jc w:val="both"/>
+        <w:rPr>
+          <w:rFonts w:ascii="Times New Roman" w:hAnsi="Times New Roman" w:cs="Times New Roman"/>
+          <w:sz w:val="28"/>
+          <w:szCs w:val="28"/>
+        </w:rPr>
+      </w:pPr>
+      <w:r>
+        <w:rPr>
+          <w:rFonts w:ascii="Times New Roman" w:hAnsi="Times New Roman" w:cs="Times New Roman"/>
+          <w:sz w:val="28"/>
+          <w:szCs w:val="28"/>
+        </w:rPr>
+        <w:t>Также проводилось обсуждение возникающих ошибок и способов их устранения, что позволило получить практический опыт сопровождения программных решений.</w:t>
+      </w:r>
+    </w:p>
+    <w:p>
+      <w:pPr>
+        <w:spacing w:after="0" w:line="480" w:lineRule="auto"/>
+        <w:ind w:firstLine="709"/>
+        <w:jc w:val="both"/>
+        <w:rPr>
+          <w:rFonts w:ascii="Times New Roman" w:hAnsi="Times New Roman" w:cs="Times New Roman"/>
+          <w:sz w:val="28"/>
+          <w:szCs w:val="28"/>
+        </w:rPr>
+      </w:pPr>
+    </w:p>
+    <w:p>
+      <w:pPr>
+        <w:spacing w:after="0" w:line="360" w:lineRule="auto"/>
+        <w:ind w:firstLine="709"/>
+        <w:jc w:val="both"/>
+        <w:rPr>
+          <w:rFonts w:ascii="Times New Roman" w:hAnsi="Times New Roman" w:cs="Times New Roman"/>
+          <w:bCs/>
+          <w:sz w:val="28"/>
+          <w:szCs w:val="28"/>
+        </w:rPr>
+      </w:pPr>
+      <w:r>
+        <w:rPr>
+          <w:rFonts w:ascii="Times New Roman" w:hAnsi="Times New Roman" w:cs="Times New Roman"/>
+          <w:bCs/>
+          <w:sz w:val="28"/>
+          <w:szCs w:val="28"/>
+        </w:rPr>
+        <w:t>2.7 Выявленные недостатки в процессе сопровождения ИС</w:t>
+      </w:r>
+    </w:p>
+    <w:p>
+      <w:pPr>
+        <w:spacing w:after="0" w:line="360" w:lineRule="auto"/>
+        <w:ind w:firstLine="709"/>
+        <w:jc w:val="both"/>
+        <w:rPr>
+          <w:rFonts w:ascii="Times New Roman" w:hAnsi="Times New Roman" w:cs="Times New Roman"/>
+          <w:bCs/>
+          <w:sz w:val="28"/>
+          <w:szCs w:val="28"/>
+        </w:rPr>
+      </w:pPr>
+    </w:p>
+    <w:p>
+      <w:pPr>
+        <w:spacing w:after="0" w:line="360" w:lineRule="auto"/>
+        <w:ind w:firstLine="709"/>
+        <w:jc w:val="both"/>
+        <w:rPr>
+          <w:rFonts w:ascii="Times New Roman" w:hAnsi="Times New Roman" w:cs="Times New Roman"/>
+          <w:sz w:val="28"/>
+          <w:szCs w:val="28"/>
+        </w:rPr>
+      </w:pPr>
+      <w:r>
+        <w:rPr>
+          <w:rFonts w:ascii="Times New Roman" w:hAnsi="Times New Roman" w:cs="Times New Roman"/>
+          <w:sz w:val="28"/>
+          <w:szCs w:val="28"/>
+        </w:rPr>
+        <w:t>В процессе работы были выявлены отдельные сложности, связанные с первоначальной настройкой среды разработки и совместимостью отдельных библиотек и компонентов программного обеспечения.</w:t>
+      </w:r>
+    </w:p>
+    <w:p>
+      <w:pPr>
+        <w:spacing w:after="0" w:line="360" w:lineRule="auto"/>
+        <w:ind w:firstLine="709"/>
+        <w:jc w:val="both"/>
+        <w:rPr>
+          <w:rFonts w:ascii="Times New Roman" w:hAnsi="Times New Roman" w:cs="Times New Roman"/>
+          <w:sz w:val="28"/>
+          <w:szCs w:val="28"/>
+        </w:rPr>
+      </w:pPr>
+      <w:r>
+        <w:rPr>
+          <w:rFonts w:ascii="Times New Roman" w:hAnsi="Times New Roman" w:cs="Times New Roman"/>
+          <w:sz w:val="28"/>
+          <w:szCs w:val="28"/>
+        </w:rPr>
+        <w:t>Также часть времени занимала ручная проверка работоспособности API-методов после внесения изменений в проект.</w:t>
+      </w:r>
+    </w:p>
+    <w:p>
+      <w:pPr>
+        <w:spacing w:after="0" w:line="360" w:lineRule="auto"/>
+        <w:ind w:firstLine="709"/>
+        <w:jc w:val="both"/>
+        <w:rPr>
+          <w:rFonts w:ascii="Times New Roman" w:hAnsi="Times New Roman" w:cs="Times New Roman"/>
+          <w:bCs/>
+          <w:sz w:val="28"/>
+          <w:szCs w:val="28"/>
+        </w:rPr>
+      </w:pPr>
+      <w:r>
+        <w:rPr>
+          <w:rFonts w:ascii="Times New Roman" w:hAnsi="Times New Roman" w:cs="Times New Roman"/>
+          <w:bCs/>
+          <w:sz w:val="28"/>
+          <w:szCs w:val="28"/>
+        </w:rPr>
+        <w:lastRenderedPageBreak/>
+        <w:t>2.8 Рекомендации по улучшению</w:t>
+      </w:r>
+    </w:p>
+    <w:p>
+      <w:pPr>
+        <w:spacing w:after="0" w:line="360" w:lineRule="auto"/>
+        <w:ind w:firstLine="709"/>
+        <w:jc w:val="both"/>
+        <w:rPr>
+          <w:rFonts w:ascii="Times New Roman" w:hAnsi="Times New Roman" w:cs="Times New Roman"/>
+          <w:bCs/>
+          <w:sz w:val="28"/>
+          <w:szCs w:val="28"/>
+        </w:rPr>
+      </w:pPr>
+    </w:p>
+    <w:p>
+      <w:pPr>
+        <w:spacing w:after="0" w:line="360" w:lineRule="auto"/>
+        <w:ind w:firstLine="709"/>
+        <w:jc w:val="both"/>
+        <w:rPr>
+          <w:rFonts w:ascii="Times New Roman" w:hAnsi="Times New Roman" w:cs="Times New Roman"/>
+          <w:sz w:val="28"/>
+          <w:szCs w:val="28"/>
+        </w:rPr>
+      </w:pPr>
+      <w:r>
+        <w:rPr>
+          <w:rFonts w:ascii="Times New Roman" w:hAnsi="Times New Roman" w:cs="Times New Roman"/>
+          <w:sz w:val="28"/>
+          <w:szCs w:val="28"/>
+        </w:rPr>
+        <w:t>Для повышения эффективности сопровождения информационных систем рекомендуется использовать более подробную техническую документацию и инструменты автоматического тестирования API.</w:t>
+      </w:r>
+    </w:p>
+    <w:p>
+      <w:pPr>
+        <w:spacing w:after="0" w:line="360" w:lineRule="auto"/>
+        <w:ind w:firstLine="709"/>
+        <w:jc w:val="both"/>
+        <w:rPr>
+          <w:rFonts w:ascii="Times New Roman" w:hAnsi="Times New Roman" w:cs="Times New Roman"/>
+          <w:sz w:val="28"/>
+          <w:szCs w:val="28"/>
+        </w:rPr>
+      </w:pPr>
+      <w:r>
+        <w:rPr>
+          <w:rFonts w:ascii="Times New Roman" w:hAnsi="Times New Roman" w:cs="Times New Roman"/>
+          <w:sz w:val="28"/>
+          <w:szCs w:val="28"/>
+        </w:rPr>
+        <w:t>Также целесообразно расширить функциональность приложения путем добавления веб-интерфейса для работы с изображениями.</w:t>
+      </w:r>
+    </w:p>
+    <w:p>
+      <w:pPr>
+        <w:spacing w:after="0" w:line="480" w:lineRule="auto"/>
+        <w:ind w:firstLine="709"/>
+        <w:jc w:val="both"/>
+        <w:rPr>
+          <w:rFonts w:ascii="Times New Roman" w:hAnsi="Times New Roman" w:cs="Times New Roman"/>
+          <w:sz w:val="28"/>
+          <w:szCs w:val="28"/>
+        </w:rPr>
+      </w:pPr>
+    </w:p>
+    <w:p>
+      <w:pPr>
+        <w:spacing w:after="0" w:line="360" w:lineRule="auto"/>
+        <w:ind w:firstLine="709"/>
+        <w:jc w:val="both"/>
+        <w:rPr>
+          <w:rFonts w:ascii="Times New Roman" w:hAnsi="Times New Roman" w:cs="Times New Roman"/>
+          <w:bCs/>
+          <w:sz w:val="28"/>
+          <w:szCs w:val="28"/>
+        </w:rPr>
+      </w:pPr>
+      <w:r>
+        <w:rPr>
+          <w:rFonts w:ascii="Times New Roman" w:hAnsi="Times New Roman" w:cs="Times New Roman"/>
+          <w:bCs/>
+          <w:sz w:val="28"/>
+          <w:szCs w:val="28"/>
+        </w:rPr>
+        <w:t>2.9 Оценка эффективности текущих решений</w:t>
+      </w:r>
+    </w:p>
+    <w:p>
+      <w:pPr>
+        <w:spacing w:after="0" w:line="360" w:lineRule="auto"/>
+        <w:ind w:firstLine="709"/>
+        <w:jc w:val="both"/>
+        <w:rPr>
+          <w:rFonts w:ascii="Times New Roman" w:hAnsi="Times New Roman" w:cs="Times New Roman"/>
+          <w:bCs/>
+          <w:sz w:val="28"/>
+          <w:szCs w:val="28"/>
+        </w:rPr>
+      </w:pPr>
+    </w:p>
+    <w:p>
+      <w:pPr>
+        <w:spacing w:after="0" w:line="360" w:lineRule="auto"/>
+        <w:ind w:firstLine="709"/>
+        <w:jc w:val="both"/>
+        <w:rPr>
+          <w:rFonts w:ascii="Times New Roman" w:hAnsi="Times New Roman" w:cs="Times New Roman"/>
+          <w:sz w:val="28"/>
+          <w:szCs w:val="28"/>
+        </w:rPr>
+      </w:pPr>
+      <w:r>
+        <w:rPr>
+          <w:rFonts w:ascii="Times New Roman" w:hAnsi="Times New Roman" w:cs="Times New Roman"/>
+          <w:sz w:val="28"/>
+          <w:szCs w:val="28"/>
+        </w:rPr>
+        <w:t xml:space="preserve">Используемые технологии показали достаточную эффективность при разработке API-приложения. </w:t>
+      </w:r>
+      <w:proofErr w:type="spellStart"/>
+      <w:r>
+        <w:rPr>
+          <w:rFonts w:ascii="Times New Roman" w:hAnsi="Times New Roman" w:cs="Times New Roman"/>
+          <w:sz w:val="28"/>
+          <w:szCs w:val="28"/>
+        </w:rPr>
+        <w:t>FastAPI</w:t>
+      </w:r>
+      <w:proofErr w:type="spellEnd"/>
+      <w:r>
+        <w:rPr>
+          <w:rFonts w:ascii="Times New Roman" w:hAnsi="Times New Roman" w:cs="Times New Roman"/>
+          <w:sz w:val="28"/>
+          <w:szCs w:val="28"/>
+        </w:rPr>
+        <w:t xml:space="preserve"> обеспечил удобную реализацию </w:t>
+      </w:r>
+      <w:proofErr w:type="spellStart"/>
+      <w:r>
+        <w:rPr>
+          <w:rFonts w:ascii="Times New Roman" w:hAnsi="Times New Roman" w:cs="Times New Roman"/>
+          <w:sz w:val="28"/>
+          <w:szCs w:val="28"/>
+        </w:rPr>
+        <w:t>Web</w:t>
+      </w:r>
+      <w:proofErr w:type="spellEnd"/>
+      <w:r>
+        <w:rPr>
+          <w:rFonts w:ascii="Times New Roman" w:hAnsi="Times New Roman" w:cs="Times New Roman"/>
+          <w:sz w:val="28"/>
+          <w:szCs w:val="28"/>
+        </w:rPr>
+        <w:t xml:space="preserve">-API и автоматическую генерацию документации, а </w:t>
+      </w:r>
+      <w:proofErr w:type="spellStart"/>
+      <w:r>
+        <w:rPr>
+          <w:rFonts w:ascii="Times New Roman" w:hAnsi="Times New Roman" w:cs="Times New Roman"/>
+          <w:sz w:val="28"/>
+          <w:szCs w:val="28"/>
+        </w:rPr>
+        <w:t>SQLite</w:t>
+      </w:r>
+      <w:proofErr w:type="spellEnd"/>
+      <w:r>
+        <w:rPr>
+          <w:rFonts w:ascii="Times New Roman" w:hAnsi="Times New Roman" w:cs="Times New Roman"/>
+          <w:sz w:val="28"/>
+          <w:szCs w:val="28"/>
+        </w:rPr>
+        <w:t xml:space="preserve"> позволила быстро организовать хранение данных.</w:t>
+      </w:r>
+    </w:p>
+    <w:p>
+      <w:pPr>
+        <w:spacing w:after="0" w:line="360" w:lineRule="auto"/>
+        <w:ind w:firstLine="709"/>
+        <w:jc w:val="both"/>
+        <w:rPr>
+          <w:rFonts w:ascii="Times New Roman" w:hAnsi="Times New Roman" w:cs="Times New Roman"/>
+          <w:sz w:val="28"/>
+          <w:szCs w:val="28"/>
+        </w:rPr>
+      </w:pPr>
+      <w:r>
+        <w:rPr>
+          <w:rFonts w:ascii="Times New Roman" w:hAnsi="Times New Roman" w:cs="Times New Roman"/>
+          <w:sz w:val="28"/>
+          <w:szCs w:val="28"/>
+        </w:rPr>
+        <w:t>Разработанное приложение успешно выполняет задачи загрузки, хранения и обработки изображений и может использоваться как основа для дальнейшего развития системы.</w:t>
+      </w:r>
+    </w:p>
+    <w:p>
+      <w:pPr>
+        <w:spacing w:after="160" w:line="259" w:lineRule="auto"/>
+        <w:rPr>
+          <w:rFonts w:ascii="Times New Roman" w:hAnsi="Times New Roman" w:cs="Times New Roman"/>
+          <w:sz w:val="28"/>
+          <w:szCs w:val="28"/>
+        </w:rPr>
+      </w:pPr>
+      <w:r>
+        <w:rPr>
+          <w:rFonts w:ascii="Times New Roman" w:hAnsi="Times New Roman" w:cs="Times New Roman"/>
+          <w:sz w:val="28"/>
+          <w:szCs w:val="28"/>
+        </w:rPr>
+        <w:br w:type="page"/>
+      </w:r>
+    </w:p>
+    <w:p>
+      <w:pPr>
+        <w:spacing w:after="0" w:line="360" w:lineRule="auto"/>
+        <w:jc w:val="center"/>
+        <w:rPr>
+          <w:rFonts w:ascii="Times New Roman" w:hAnsi="Times New Roman" w:cs="Times New Roman"/>
+          <w:sz w:val="28"/>
+          <w:szCs w:val="28"/>
+        </w:rPr>
+      </w:pPr>
+      <w:r>
+        <w:rPr>
+          <w:rFonts w:ascii="Times New Roman" w:hAnsi="Times New Roman" w:cs="Times New Roman"/>
+          <w:sz w:val="28"/>
+          <w:szCs w:val="28"/>
+        </w:rPr>
+        <w:lastRenderedPageBreak/>
+        <w:t>ЗАКЛЮЧЕНИЕ</w:t>
+      </w:r>
+    </w:p>
+    <w:p>
+      <w:pPr>
+        <w:spacing w:after="0" w:line="360" w:lineRule="auto"/>
+        <w:ind w:firstLine="709"/>
+        <w:jc w:val="both"/>
+        <w:rPr>
+          <w:rFonts w:ascii="Times New Roman" w:hAnsi="Times New Roman" w:cs="Times New Roman"/>
+          <w:sz w:val="28"/>
+          <w:szCs w:val="28"/>
+        </w:rPr>
+      </w:pPr>
       <w:bookmarkStart w:id="0" w:name="_GoBack"/>
       <w:bookmarkEnd w:id="0"/>
-      <w:r>
-        <w:rPr>
-          <w:rFonts w:ascii="Times New Roman" w:hAnsi="Times New Roman" w:cs="Times New Roman"/>
-          <w:sz w:val="28"/>
-          <w:szCs w:val="28"/>
-        </w:rPr>
-        <w:t>ходе работы были получены навыки проектирования структуры приложения, настройки среды разработки, работы с базой данных, создания API-методов и тестирования веб-сервиса.</w:t>
-      </w:r>
-    </w:p>
-    <w:p>
-      <w:pPr>
-        <w:spacing w:after="0" w:line="360" w:lineRule="auto"/>
-        <w:ind w:firstLine="709"/>
-        <w:jc w:val="both"/>
-        <w:rPr>
-          <w:rFonts w:ascii="Times New Roman" w:hAnsi="Times New Roman" w:cs="Times New Roman"/>
-          <w:sz w:val="28"/>
-          <w:szCs w:val="28"/>
-        </w:rPr>
-      </w:pPr>
-      <w:r>
-        <w:rPr>
-          <w:rFonts w:ascii="Times New Roman" w:hAnsi="Times New Roman" w:cs="Times New Roman"/>
-          <w:sz w:val="28"/>
-          <w:szCs w:val="28"/>
-        </w:rPr>
-        <w:t xml:space="preserve">Разработанное приложение может рассматриваться как учебный пример построения простого, но функционального сервиса для обработки изображений с использованием современных инструментов </w:t>
-      </w:r>
-      <w:proofErr w:type="spellStart"/>
-      <w:r>
-        <w:rPr>
-          <w:rFonts w:ascii="Times New Roman" w:hAnsi="Times New Roman" w:cs="Times New Roman"/>
-          <w:sz w:val="28"/>
-          <w:szCs w:val="28"/>
-        </w:rPr>
-        <w:t>Python</w:t>
-      </w:r>
-      <w:proofErr w:type="spellEnd"/>
-      <w:r>
-        <w:rPr>
-          <w:rFonts w:ascii="Times New Roman" w:hAnsi="Times New Roman" w:cs="Times New Roman"/>
-          <w:sz w:val="28"/>
-          <w:szCs w:val="28"/>
-        </w:rPr>
-        <w:t xml:space="preserve"> и </w:t>
-      </w:r>
-      <w:proofErr w:type="spellStart"/>
-      <w:r>
-        <w:rPr>
-          <w:rFonts w:ascii="Times New Roman" w:hAnsi="Times New Roman" w:cs="Times New Roman"/>
-          <w:sz w:val="28"/>
-          <w:szCs w:val="28"/>
-        </w:rPr>
-        <w:t>FastAPI</w:t>
-      </w:r>
-      <w:proofErr w:type="spellEnd"/>
-      <w:r>
-        <w:rPr>
-          <w:rFonts w:ascii="Times New Roman" w:hAnsi="Times New Roman" w:cs="Times New Roman"/>
-          <w:sz w:val="28"/>
-          <w:szCs w:val="28"/>
-        </w:rPr>
-        <w:t>.</w:t>
-      </w:r>
     </w:p>
     <w:p>
       <w:pPr>
@@ -8537,6 +9270,155 @@
     </w:lvl>
   </w:abstractNum>
   <w:abstractNum w:abstractNumId="10" w15:restartNumberingAfterBreak="0">
+    <w:nsid w:val="63FA3E4D"/>
+    <w:multiLevelType w:val="multilevel"/>
+    <w:tmpl w:val="98103A9E"/>
+    <w:lvl w:ilvl="0">
+      <w:start w:val="1"/>
+      <w:numFmt w:val="bullet"/>
+      <w:lvlText w:val=""/>
+      <w:lvlJc w:val="left"/>
+      <w:pPr>
+        <w:tabs>
+          <w:tab w:val="num" w:pos="720"/>
+        </w:tabs>
+        <w:ind w:left="720" w:hanging="360"/>
+      </w:pPr>
+      <w:rPr>
+        <w:rFonts w:ascii="Symbol" w:hAnsi="Symbol" w:hint="default"/>
+        <w:sz w:val="20"/>
+      </w:rPr>
+    </w:lvl>
+    <w:lvl w:ilvl="1" w:tentative="1">
+      <w:start w:val="1"/>
+      <w:numFmt w:val="bullet"/>
+      <w:lvlText w:val="o"/>
+      <w:lvlJc w:val="left"/>
+      <w:pPr>
+        <w:tabs>
+          <w:tab w:val="num" w:pos="1440"/>
+        </w:tabs>
+        <w:ind w:left="1440" w:hanging="360"/>
+      </w:pPr>
+      <w:rPr>
+        <w:rFonts w:ascii="Courier New" w:hAnsi="Courier New" w:hint="default"/>
+        <w:sz w:val="20"/>
+      </w:rPr>
+    </w:lvl>
+    <w:lvl w:ilvl="2" w:tentative="1">
+      <w:start w:val="1"/>
+      <w:numFmt w:val="bullet"/>
+      <w:lvlText w:val=""/>
+      <w:lvlJc w:val="left"/>
+      <w:pPr>
+        <w:tabs>
+          <w:tab w:val="num" w:pos="2160"/>
+        </w:tabs>
+        <w:ind w:left="2160" w:hanging="360"/>
+      </w:pPr>
+      <w:rPr>
+        <w:rFonts w:ascii="Wingdings" w:hAnsi="Wingdings" w:hint="default"/>
+        <w:sz w:val="20"/>
+      </w:rPr>
+    </w:lvl>
+    <w:lvl w:ilvl="3" w:tentative="1">
+      <w:start w:val="1"/>
+      <w:numFmt w:val="bullet"/>
+      <w:lvlText w:val=""/>
+      <w:lvlJc w:val="left"/>
+      <w:pPr>
+        <w:tabs>
+          <w:tab w:val="num" w:pos="2880"/>
+        </w:tabs>
+        <w:ind w:left="2880" w:hanging="360"/>
+      </w:pPr>
+      <w:rPr>
+        <w:rFonts w:ascii="Wingdings" w:hAnsi="Wingdings" w:hint="default"/>
+        <w:sz w:val="20"/>
+      </w:rPr>
+    </w:lvl>
+    <w:lvl w:ilvl="4" w:tentative="1">
+      <w:start w:val="1"/>
+      <w:numFmt w:val="bullet"/>
+      <w:lvlText w:val=""/>
+      <w:lvlJc w:val="left"/>
+      <w:pPr>
+        <w:tabs>
+          <w:tab w:val="num" w:pos="3600"/>
+        </w:tabs>
+        <w:ind w:left="3600" w:hanging="360"/>
+      </w:pPr>
+      <w:rPr>
+        <w:rFonts w:ascii="Wingdings" w:hAnsi="Wingdings" w:hint="default"/>
+        <w:sz w:val="20"/>
+      </w:rPr>
+    </w:lvl>
+    <w:lvl w:ilvl="5" w:tentative="1">
+      <w:start w:val="1"/>
+      <w:numFmt w:val="bullet"/>
+      <w:lvlText w:val=""/>
+      <w:lvlJc w:val="left"/>
+      <w:pPr>
+        <w:tabs>
+          <w:tab w:val="num" w:pos="4320"/>
+        </w:tabs>
+        <w:ind w:left="4320" w:hanging="360"/>
+      </w:pPr>
+      <w:rPr>
+        <w:rFonts w:ascii="Wingdings" w:hAnsi="Wingdings" w:hint="default"/>
+        <w:sz w:val="20"/>
+      </w:rPr>
+    </w:lvl>
+    <w:lvl w:ilvl="6" w:tentative="1">
+      <w:start w:val="1"/>
+      <w:numFmt w:val="bullet"/>
+      <w:lvlText w:val=""/>
+      <w:lvlJc w:val="left"/>
+      <w:pPr>
+        <w:tabs>
+          <w:tab w:val="num" w:pos="5040"/>
+        </w:tabs>
+        <w:ind w:left="5040" w:hanging="360"/>
+      </w:pPr>
+      <w:rPr>
+        <w:rFonts w:ascii="Wingdings" w:hAnsi="Wingdings" w:hint="default"/>
+        <w:sz w:val="20"/>
+      </w:rPr>
+    </w:lvl>
+    <w:lvl w:ilvl="7" w:tentative="1">
+      <w:start w:val="1"/>
+      <w:numFmt w:val="bullet"/>
+      <w:lvlText w:val=""/>
+      <w:lvlJc w:val="left"/>
+      <w:pPr>
+        <w:tabs>
+          <w:tab w:val="num" w:pos="5760"/>
+        </w:tabs>
+        <w:ind w:left="5760" w:hanging="360"/>
+      </w:pPr>
+      <w:rPr>
+        <w:rFonts w:ascii="Wingdings" w:hAnsi="Wingdings" w:hint="default"/>
+        <w:sz w:val="20"/>
+      </w:rPr>
+    </w:lvl>
+    <w:lvl w:ilvl="8" w:tentative="1">
+      <w:start w:val="1"/>
+      <w:numFmt w:val="bullet"/>
+      <w:lvlText w:val=""/>
+      <w:lvlJc w:val="left"/>
+      <w:pPr>
+        <w:tabs>
+          <w:tab w:val="num" w:pos="6480"/>
+        </w:tabs>
+        <w:ind w:left="6480" w:hanging="360"/>
+      </w:pPr>
+      <w:rPr>
+        <w:rFonts w:ascii="Wingdings" w:hAnsi="Wingdings" w:hint="default"/>
+        <w:sz w:val="20"/>
+      </w:rPr>
+    </w:lvl>
+  </w:abstractNum>
+  <w:abstractNum w:abstractNumId="11" w15:restartNumberingAfterBreak="0">
     <w:nsid w:val="69F65390"/>
     <w:multiLevelType w:val="multilevel"/>
     <w:tmpl w:val="198EBA78"/>
@@ -8685,7 +9567,7 @@
       </w:rPr>
     </w:lvl>
   </w:abstractNum>
-  <w:abstractNum w:abstractNumId="11" w15:restartNumberingAfterBreak="0">
+  <w:abstractNum w:abstractNumId="12" w15:restartNumberingAfterBreak="0">
     <w:nsid w:val="6F41726A"/>
     <w:multiLevelType w:val="multilevel"/>
     <w:tmpl w:val="46128D1C"/>
@@ -8834,7 +9716,7 @@
       </w:rPr>
     </w:lvl>
   </w:abstractNum>
-  <w:abstractNum w:abstractNumId="12" w15:restartNumberingAfterBreak="0">
+  <w:abstractNum w:abstractNumId="13" w15:restartNumberingAfterBreak="0">
     <w:nsid w:val="74617190"/>
     <w:multiLevelType w:val="multilevel"/>
     <w:tmpl w:val="E810732A"/>
@@ -8983,7 +9865,7 @@
       </w:rPr>
     </w:lvl>
   </w:abstractNum>
-  <w:abstractNum w:abstractNumId="13" w15:restartNumberingAfterBreak="0">
+  <w:abstractNum w:abstractNumId="14" w15:restartNumberingAfterBreak="0">
     <w:nsid w:val="753D7090"/>
     <w:multiLevelType w:val="multilevel"/>
     <w:tmpl w:val="976202BC"/>
@@ -9132,7 +10014,7 @@
       </w:rPr>
     </w:lvl>
   </w:abstractNum>
-  <w:abstractNum w:abstractNumId="14" w15:restartNumberingAfterBreak="0">
+  <w:abstractNum w:abstractNumId="15" w15:restartNumberingAfterBreak="0">
     <w:nsid w:val="777E730D"/>
     <w:multiLevelType w:val="multilevel"/>
     <w:tmpl w:val="FF309BF4"/>
@@ -9245,7 +10127,7 @@
       </w:pPr>
     </w:lvl>
   </w:abstractNum>
-  <w:abstractNum w:abstractNumId="15" w15:restartNumberingAfterBreak="0">
+  <w:abstractNum w:abstractNumId="16" w15:restartNumberingAfterBreak="0">
     <w:nsid w:val="7D3A5AC2"/>
     <w:multiLevelType w:val="multilevel"/>
     <w:tmpl w:val="2E32A598"/>
@@ -9398,10 +10280,10 @@
     <w:abstractNumId w:val="4"/>
   </w:num>
   <w:num w:numId="2">
-    <w:abstractNumId w:val="12"/>
+    <w:abstractNumId w:val="13"/>
   </w:num>
   <w:num w:numId="3">
-    <w:abstractNumId w:val="13"/>
+    <w:abstractNumId w:val="14"/>
   </w:num>
   <w:num w:numId="4">
     <w:abstractNumId w:val="1"/>
@@ -9413,7 +10295,7 @@
     <w:abstractNumId w:val="0"/>
   </w:num>
   <w:num w:numId="7">
-    <w:abstractNumId w:val="11"/>
+    <w:abstractNumId w:val="12"/>
   </w:num>
   <w:num w:numId="8">
     <w:abstractNumId w:val="2"/>
@@ -9422,7 +10304,7 @@
     <w:abstractNumId w:val="9"/>
   </w:num>
   <w:num w:numId="10">
-    <w:abstractNumId w:val="15"/>
+    <w:abstractNumId w:val="16"/>
   </w:num>
   <w:num w:numId="11">
     <w:abstractNumId w:val="7"/>
@@ -9437,10 +10319,13 @@
     <w:abstractNumId w:val="3"/>
   </w:num>
   <w:num w:numId="15">
-    <w:abstractNumId w:val="10"/>
+    <w:abstractNumId w:val="11"/>
   </w:num>
   <w:num w:numId="16">
-    <w:abstractNumId w:val="14"/>
+    <w:abstractNumId w:val="15"/>
+  </w:num>
+  <w:num w:numId="17">
+    <w:abstractNumId w:val="10"/>
   </w:num>
 </w:numbering>
 </file>
@@ -10289,7 +11174,7 @@
 </file>
 
 <file path=customXml/itemProps1.xml><?xml version="1.0" encoding="utf-8"?>
-<ds:datastoreItem xmlns:ds="http://schemas.openxmlformats.org/officeDocument/2006/customXml" ds:itemID="{07D1EEC9-BE8A-4BCD-9F18-4AA4B84EEA47}">
+<ds:datastoreItem xmlns:ds="http://schemas.openxmlformats.org/officeDocument/2006/customXml" ds:itemID="{5B6BFB76-A5B9-4E67-B56B-CBF4664B6F3F}">
   <ds:schemaRefs>
     <ds:schemaRef ds:uri="http://schemas.openxmlformats.org/officeDocument/2006/bibliography"/>
   </ds:schemaRefs>
